--- a/eng/docx/59.content.docx
+++ b/eng/docx/59.content.docx
@@ -45,7 +45,7 @@
         <w:rPr>
           <w:lang w:val="en_US" w:bidi="en_US"/>
         </w:rPr>
-        <w:t xml:space="preserve"> © 2023 SRV Partners Released under CC BY-SA 4.0 license. </w:t>
+        <w:t xml:space="preserve"> © 2025 Word Collective Released under CC BY-SA 4.0 license. </w:t>
       </w:r>
       <w:r>
         <w:rPr>
@@ -69,7 +69,7 @@
         <w:rPr>
           <w:lang w:val="en_US" w:bidi="en_US"/>
         </w:rPr>
-        <w:t xml:space="preserve"> © 2023 SRV Partners Released under CC BY-SA 4.0 license by Mission Mutual</w:t>
+        <w:t xml:space="preserve"> © 2025 Word Collective Released under CC BY-SA 4.0 license by Mission Mutual</w:t>
       </w:r>
       <w:r>
         <w:rPr>

--- a/eng/docx/59.content.docx
+++ b/eng/docx/59.content.docx
@@ -2903,6 +2903,271 @@
         <w:rPr>
           <w:lang w:val="en_US" w:bidi="en_US"/>
         </w:rPr>
+        <w:t>James 1:1–11</w:t>
+      </w:r>
+      <w:r>
+        <w:rPr>
+          <w:lang w:val="en_US" w:bidi="en_US"/>
+        </w:rPr>
+      </w:r>
+    </w:p>
+    <w:p>
+      <w:pPr>
+        <w:pStyle w:val="Heading4"/>
+      </w:pPr>
+      <w:r>
+        <w:rPr>
+          <w:lang w:val="en_US" w:bidi="en_US"/>
+        </w:rPr>
+        <w:t>Audio Content</w:t>
+      </w:r>
+      <w:r>
+        <w:rPr>
+          <w:lang w:val="en_US" w:bidi="en_US"/>
+        </w:rPr>
+      </w:r>
+      <w:r>
+        <w:rPr>
+          <w:lang w:val="en_US" w:bidi="en_US"/>
+        </w:rPr>
+      </w:r>
+    </w:p>
+    <w:p>
+      <w:pPr>
+        <w:pStyle w:val="ListBullet"/>
+        <w:spacing w:line="240" w:lineRule="auto"/>
+        <w:ind w:left="720"/>
+      </w:pPr>
+      <w:r>
+        <w:rPr>
+          <w:lang w:val="en_US" w:bidi="en_US"/>
+        </w:rPr>
+      </w:r>
+      <w:hyperlink r:id="rId13">
+        <w:r>
+          <w:rPr>
+            <w:lang w:val="en_US" w:bidi="en_US"/>
+          </w:rPr>
+          <w:rPr>
+            <w:color w:val="0000EE"/>
+            <w:u w:val="single"/>
+          </w:rPr>
+          <w:t>Hear and Heart</w:t>
+        </w:r>
+      </w:hyperlink>
+      <w:r>
+        <w:rPr>
+          <w:lang w:val="en_US" w:bidi="en_US"/>
+        </w:rPr>
+        <w:t xml:space="preserve"> (840 KB)</w:t>
+      </w:r>
+      <w:r>
+        <w:rPr>
+          <w:lang w:val="en_US" w:bidi="en_US"/>
+        </w:rPr>
+      </w:r>
+    </w:p>
+    <w:p>
+      <w:pPr>
+        <w:pStyle w:val="ListBullet"/>
+        <w:spacing w:line="240" w:lineRule="auto"/>
+        <w:ind w:left="720"/>
+      </w:pPr>
+      <w:r>
+        <w:rPr>
+          <w:lang w:val="en_US" w:bidi="en_US"/>
+        </w:rPr>
+      </w:r>
+      <w:hyperlink r:id="rId14">
+        <w:r>
+          <w:rPr>
+            <w:lang w:val="en_US" w:bidi="en_US"/>
+          </w:rPr>
+          <w:rPr>
+            <w:color w:val="0000EE"/>
+            <w:u w:val="single"/>
+          </w:rPr>
+          <w:t>Setting the Stage</w:t>
+        </w:r>
+      </w:hyperlink>
+      <w:r>
+        <w:rPr>
+          <w:lang w:val="en_US" w:bidi="en_US"/>
+        </w:rPr>
+        <w:t xml:space="preserve"> (5.2 MB)</w:t>
+      </w:r>
+      <w:r>
+        <w:rPr>
+          <w:lang w:val="en_US" w:bidi="en_US"/>
+        </w:rPr>
+      </w:r>
+    </w:p>
+    <w:p>
+      <w:pPr>
+        <w:pStyle w:val="ListBullet"/>
+        <w:spacing w:line="240" w:lineRule="auto"/>
+        <w:ind w:left="720"/>
+      </w:pPr>
+      <w:r>
+        <w:rPr>
+          <w:lang w:val="en_US" w:bidi="en_US"/>
+        </w:rPr>
+      </w:r>
+      <w:hyperlink r:id="rId15">
+        <w:r>
+          <w:rPr>
+            <w:lang w:val="en_US" w:bidi="en_US"/>
+          </w:rPr>
+          <w:rPr>
+            <w:color w:val="0000EE"/>
+            <w:u w:val="single"/>
+          </w:rPr>
+          <w:t>Defining the Scenes</w:t>
+        </w:r>
+      </w:hyperlink>
+      <w:r>
+        <w:rPr>
+          <w:lang w:val="en_US" w:bidi="en_US"/>
+        </w:rPr>
+        <w:t xml:space="preserve"> (5.7 MB)</w:t>
+      </w:r>
+      <w:r>
+        <w:rPr>
+          <w:lang w:val="en_US" w:bidi="en_US"/>
+        </w:rPr>
+      </w:r>
+    </w:p>
+    <w:p>
+      <w:pPr>
+        <w:pStyle w:val="ListBullet"/>
+        <w:spacing w:line="240" w:lineRule="auto"/>
+        <w:ind w:left="720"/>
+      </w:pPr>
+      <w:r>
+        <w:rPr>
+          <w:lang w:val="en_US" w:bidi="en_US"/>
+        </w:rPr>
+      </w:r>
+      <w:hyperlink r:id="rId16">
+        <w:r>
+          <w:rPr>
+            <w:lang w:val="en_US" w:bidi="en_US"/>
+          </w:rPr>
+          <w:rPr>
+            <w:color w:val="0000EE"/>
+            <w:u w:val="single"/>
+          </w:rPr>
+          <w:t>Embodying the Text</w:t>
+        </w:r>
+      </w:hyperlink>
+      <w:r>
+        <w:rPr>
+          <w:lang w:val="en_US" w:bidi="en_US"/>
+        </w:rPr>
+        <w:t xml:space="preserve"> (4.1 MB)</w:t>
+      </w:r>
+      <w:r>
+        <w:rPr>
+          <w:lang w:val="en_US" w:bidi="en_US"/>
+        </w:rPr>
+      </w:r>
+    </w:p>
+    <w:p>
+      <w:pPr>
+        <w:pStyle w:val="ListBullet"/>
+        <w:spacing w:line="240" w:lineRule="auto"/>
+        <w:ind w:left="720"/>
+      </w:pPr>
+      <w:r>
+        <w:rPr>
+          <w:lang w:val="en_US" w:bidi="en_US"/>
+        </w:rPr>
+      </w:r>
+      <w:hyperlink r:id="rId17">
+        <w:r>
+          <w:rPr>
+            <w:lang w:val="en_US" w:bidi="en_US"/>
+          </w:rPr>
+          <w:rPr>
+            <w:color w:val="0000EE"/>
+            <w:u w:val="single"/>
+          </w:rPr>
+          <w:t>Filling the Gaps</w:t>
+        </w:r>
+      </w:hyperlink>
+      <w:r>
+        <w:rPr>
+          <w:lang w:val="en_US" w:bidi="en_US"/>
+        </w:rPr>
+        <w:t xml:space="preserve"> (5.4 MB)</w:t>
+      </w:r>
+      <w:r>
+        <w:rPr>
+          <w:lang w:val="en_US" w:bidi="en_US"/>
+        </w:rPr>
+      </w:r>
+    </w:p>
+    <w:p>
+      <w:pPr>
+        <w:pStyle w:val="ListBullet"/>
+        <w:spacing w:line="240" w:lineRule="auto"/>
+        <w:ind w:left="720"/>
+      </w:pPr>
+      <w:r>
+        <w:rPr>
+          <w:lang w:val="en_US" w:bidi="en_US"/>
+        </w:rPr>
+      </w:r>
+      <w:hyperlink r:id="rId18">
+        <w:r>
+          <w:rPr>
+            <w:lang w:val="en_US" w:bidi="en_US"/>
+          </w:rPr>
+          <w:rPr>
+            <w:color w:val="0000EE"/>
+            <w:u w:val="single"/>
+          </w:rPr>
+          <w:t>Speaking the Word</w:t>
+        </w:r>
+      </w:hyperlink>
+      <w:r>
+        <w:rPr>
+          <w:lang w:val="en_US" w:bidi="en_US"/>
+        </w:rPr>
+        <w:t xml:space="preserve"> (1.1 MB)</w:t>
+      </w:r>
+      <w:r>
+        <w:rPr>
+          <w:lang w:val="en_US" w:bidi="en_US"/>
+        </w:rPr>
+      </w:r>
+      <w:r>
+        <w:rPr>
+          <w:lang w:val="en_US" w:bidi="en_US"/>
+        </w:rPr>
+      </w:r>
+      <w:r>
+        <w:rPr>
+          <w:lang w:val="en_US" w:bidi="en_US"/>
+        </w:rPr>
+      </w:r>
+    </w:p>
+    <w:p>
+      <w:pPr/>
+      <w:r>
+        <w:rPr>
+          <w:lang w:val="en_US" w:bidi="en_US"/>
+        </w:rPr>
+      </w:r>
+    </w:p>
+    <w:p>
+      <w:pPr>
+        <w:pStyle w:val="Heading2"/>
+      </w:pPr>
+      <w:r>
+        <w:rPr>
+          <w:lang w:val="en_US" w:bidi="en_US"/>
+        </w:rPr>
         <w:t>James 1:12–18</w:t>
       </w:r>
       <w:r>
@@ -5329,6 +5594,271 @@
         <w:rPr>
           <w:lang w:val="en_US" w:bidi="en_US"/>
         </w:rPr>
+        <w:t>James 1:12–18</w:t>
+      </w:r>
+      <w:r>
+        <w:rPr>
+          <w:lang w:val="en_US" w:bidi="en_US"/>
+        </w:rPr>
+      </w:r>
+    </w:p>
+    <w:p>
+      <w:pPr>
+        <w:pStyle w:val="Heading4"/>
+      </w:pPr>
+      <w:r>
+        <w:rPr>
+          <w:lang w:val="en_US" w:bidi="en_US"/>
+        </w:rPr>
+        <w:t>Audio Content</w:t>
+      </w:r>
+      <w:r>
+        <w:rPr>
+          <w:lang w:val="en_US" w:bidi="en_US"/>
+        </w:rPr>
+      </w:r>
+      <w:r>
+        <w:rPr>
+          <w:lang w:val="en_US" w:bidi="en_US"/>
+        </w:rPr>
+      </w:r>
+    </w:p>
+    <w:p>
+      <w:pPr>
+        <w:pStyle w:val="ListBullet"/>
+        <w:spacing w:line="240" w:lineRule="auto"/>
+        <w:ind w:left="720"/>
+      </w:pPr>
+      <w:r>
+        <w:rPr>
+          <w:lang w:val="en_US" w:bidi="en_US"/>
+        </w:rPr>
+      </w:r>
+      <w:hyperlink r:id="rId19">
+        <w:r>
+          <w:rPr>
+            <w:lang w:val="en_US" w:bidi="en_US"/>
+          </w:rPr>
+          <w:rPr>
+            <w:color w:val="0000EE"/>
+            <w:u w:val="single"/>
+          </w:rPr>
+          <w:t>Hear and Heart</w:t>
+        </w:r>
+      </w:hyperlink>
+      <w:r>
+        <w:rPr>
+          <w:lang w:val="en_US" w:bidi="en_US"/>
+        </w:rPr>
+        <w:t xml:space="preserve"> (815 KB)</w:t>
+      </w:r>
+      <w:r>
+        <w:rPr>
+          <w:lang w:val="en_US" w:bidi="en_US"/>
+        </w:rPr>
+      </w:r>
+    </w:p>
+    <w:p>
+      <w:pPr>
+        <w:pStyle w:val="ListBullet"/>
+        <w:spacing w:line="240" w:lineRule="auto"/>
+        <w:ind w:left="720"/>
+      </w:pPr>
+      <w:r>
+        <w:rPr>
+          <w:lang w:val="en_US" w:bidi="en_US"/>
+        </w:rPr>
+      </w:r>
+      <w:hyperlink r:id="rId20">
+        <w:r>
+          <w:rPr>
+            <w:lang w:val="en_US" w:bidi="en_US"/>
+          </w:rPr>
+          <w:rPr>
+            <w:color w:val="0000EE"/>
+            <w:u w:val="single"/>
+          </w:rPr>
+          <w:t>Setting the Stage</w:t>
+        </w:r>
+      </w:hyperlink>
+      <w:r>
+        <w:rPr>
+          <w:lang w:val="en_US" w:bidi="en_US"/>
+        </w:rPr>
+        <w:t xml:space="preserve"> (3.5 MB)</w:t>
+      </w:r>
+      <w:r>
+        <w:rPr>
+          <w:lang w:val="en_US" w:bidi="en_US"/>
+        </w:rPr>
+      </w:r>
+    </w:p>
+    <w:p>
+      <w:pPr>
+        <w:pStyle w:val="ListBullet"/>
+        <w:spacing w:line="240" w:lineRule="auto"/>
+        <w:ind w:left="720"/>
+      </w:pPr>
+      <w:r>
+        <w:rPr>
+          <w:lang w:val="en_US" w:bidi="en_US"/>
+        </w:rPr>
+      </w:r>
+      <w:hyperlink r:id="rId21">
+        <w:r>
+          <w:rPr>
+            <w:lang w:val="en_US" w:bidi="en_US"/>
+          </w:rPr>
+          <w:rPr>
+            <w:color w:val="0000EE"/>
+            <w:u w:val="single"/>
+          </w:rPr>
+          <w:t>Defining the Scenes</w:t>
+        </w:r>
+      </w:hyperlink>
+      <w:r>
+        <w:rPr>
+          <w:lang w:val="en_US" w:bidi="en_US"/>
+        </w:rPr>
+        <w:t xml:space="preserve"> (5.6 MB)</w:t>
+      </w:r>
+      <w:r>
+        <w:rPr>
+          <w:lang w:val="en_US" w:bidi="en_US"/>
+        </w:rPr>
+      </w:r>
+    </w:p>
+    <w:p>
+      <w:pPr>
+        <w:pStyle w:val="ListBullet"/>
+        <w:spacing w:line="240" w:lineRule="auto"/>
+        <w:ind w:left="720"/>
+      </w:pPr>
+      <w:r>
+        <w:rPr>
+          <w:lang w:val="en_US" w:bidi="en_US"/>
+        </w:rPr>
+      </w:r>
+      <w:hyperlink r:id="rId22">
+        <w:r>
+          <w:rPr>
+            <w:lang w:val="en_US" w:bidi="en_US"/>
+          </w:rPr>
+          <w:rPr>
+            <w:color w:val="0000EE"/>
+            <w:u w:val="single"/>
+          </w:rPr>
+          <w:t>Embodying the Text</w:t>
+        </w:r>
+      </w:hyperlink>
+      <w:r>
+        <w:rPr>
+          <w:lang w:val="en_US" w:bidi="en_US"/>
+        </w:rPr>
+        <w:t xml:space="preserve"> (3.4 MB)</w:t>
+      </w:r>
+      <w:r>
+        <w:rPr>
+          <w:lang w:val="en_US" w:bidi="en_US"/>
+        </w:rPr>
+      </w:r>
+    </w:p>
+    <w:p>
+      <w:pPr>
+        <w:pStyle w:val="ListBullet"/>
+        <w:spacing w:line="240" w:lineRule="auto"/>
+        <w:ind w:left="720"/>
+      </w:pPr>
+      <w:r>
+        <w:rPr>
+          <w:lang w:val="en_US" w:bidi="en_US"/>
+        </w:rPr>
+      </w:r>
+      <w:hyperlink r:id="rId23">
+        <w:r>
+          <w:rPr>
+            <w:lang w:val="en_US" w:bidi="en_US"/>
+          </w:rPr>
+          <w:rPr>
+            <w:color w:val="0000EE"/>
+            <w:u w:val="single"/>
+          </w:rPr>
+          <w:t>Filling the Gaps</w:t>
+        </w:r>
+      </w:hyperlink>
+      <w:r>
+        <w:rPr>
+          <w:lang w:val="en_US" w:bidi="en_US"/>
+        </w:rPr>
+        <w:t xml:space="preserve"> (4.8 MB)</w:t>
+      </w:r>
+      <w:r>
+        <w:rPr>
+          <w:lang w:val="en_US" w:bidi="en_US"/>
+        </w:rPr>
+      </w:r>
+    </w:p>
+    <w:p>
+      <w:pPr>
+        <w:pStyle w:val="ListBullet"/>
+        <w:spacing w:line="240" w:lineRule="auto"/>
+        <w:ind w:left="720"/>
+      </w:pPr>
+      <w:r>
+        <w:rPr>
+          <w:lang w:val="en_US" w:bidi="en_US"/>
+        </w:rPr>
+      </w:r>
+      <w:hyperlink r:id="rId24">
+        <w:r>
+          <w:rPr>
+            <w:lang w:val="en_US" w:bidi="en_US"/>
+          </w:rPr>
+          <w:rPr>
+            <w:color w:val="0000EE"/>
+            <w:u w:val="single"/>
+          </w:rPr>
+          <w:t>Speaking the Word</w:t>
+        </w:r>
+      </w:hyperlink>
+      <w:r>
+        <w:rPr>
+          <w:lang w:val="en_US" w:bidi="en_US"/>
+        </w:rPr>
+        <w:t xml:space="preserve"> (1000 KB)</w:t>
+      </w:r>
+      <w:r>
+        <w:rPr>
+          <w:lang w:val="en_US" w:bidi="en_US"/>
+        </w:rPr>
+      </w:r>
+      <w:r>
+        <w:rPr>
+          <w:lang w:val="en_US" w:bidi="en_US"/>
+        </w:rPr>
+      </w:r>
+      <w:r>
+        <w:rPr>
+          <w:lang w:val="en_US" w:bidi="en_US"/>
+        </w:rPr>
+      </w:r>
+    </w:p>
+    <w:p>
+      <w:pPr/>
+      <w:r>
+        <w:rPr>
+          <w:lang w:val="en_US" w:bidi="en_US"/>
+        </w:rPr>
+      </w:r>
+    </w:p>
+    <w:p>
+      <w:pPr>
+        <w:pStyle w:val="Heading2"/>
+      </w:pPr>
+      <w:r>
+        <w:rPr>
+          <w:lang w:val="en_US" w:bidi="en_US"/>
+        </w:rPr>
         <w:t>James 1:19–27</w:t>
       </w:r>
       <w:r>
@@ -7740,6 +8270,271 @@
         <w:rPr>
           <w:lang w:val="en_US" w:bidi="en_US"/>
         </w:rPr>
+        <w:t>James 1:19–27</w:t>
+      </w:r>
+      <w:r>
+        <w:rPr>
+          <w:lang w:val="en_US" w:bidi="en_US"/>
+        </w:rPr>
+      </w:r>
+    </w:p>
+    <w:p>
+      <w:pPr>
+        <w:pStyle w:val="Heading4"/>
+      </w:pPr>
+      <w:r>
+        <w:rPr>
+          <w:lang w:val="en_US" w:bidi="en_US"/>
+        </w:rPr>
+        <w:t>Audio Content</w:t>
+      </w:r>
+      <w:r>
+        <w:rPr>
+          <w:lang w:val="en_US" w:bidi="en_US"/>
+        </w:rPr>
+      </w:r>
+      <w:r>
+        <w:rPr>
+          <w:lang w:val="en_US" w:bidi="en_US"/>
+        </w:rPr>
+      </w:r>
+    </w:p>
+    <w:p>
+      <w:pPr>
+        <w:pStyle w:val="ListBullet"/>
+        <w:spacing w:line="240" w:lineRule="auto"/>
+        <w:ind w:left="720"/>
+      </w:pPr>
+      <w:r>
+        <w:rPr>
+          <w:lang w:val="en_US" w:bidi="en_US"/>
+        </w:rPr>
+      </w:r>
+      <w:hyperlink r:id="rId25">
+        <w:r>
+          <w:rPr>
+            <w:lang w:val="en_US" w:bidi="en_US"/>
+          </w:rPr>
+          <w:rPr>
+            <w:color w:val="0000EE"/>
+            <w:u w:val="single"/>
+          </w:rPr>
+          <w:t>Hear and Heart</w:t>
+        </w:r>
+      </w:hyperlink>
+      <w:r>
+        <w:rPr>
+          <w:lang w:val="en_US" w:bidi="en_US"/>
+        </w:rPr>
+        <w:t xml:space="preserve"> (812 KB)</w:t>
+      </w:r>
+      <w:r>
+        <w:rPr>
+          <w:lang w:val="en_US" w:bidi="en_US"/>
+        </w:rPr>
+      </w:r>
+    </w:p>
+    <w:p>
+      <w:pPr>
+        <w:pStyle w:val="ListBullet"/>
+        <w:spacing w:line="240" w:lineRule="auto"/>
+        <w:ind w:left="720"/>
+      </w:pPr>
+      <w:r>
+        <w:rPr>
+          <w:lang w:val="en_US" w:bidi="en_US"/>
+        </w:rPr>
+      </w:r>
+      <w:hyperlink r:id="rId26">
+        <w:r>
+          <w:rPr>
+            <w:lang w:val="en_US" w:bidi="en_US"/>
+          </w:rPr>
+          <w:rPr>
+            <w:color w:val="0000EE"/>
+            <w:u w:val="single"/>
+          </w:rPr>
+          <w:t>Setting the Stage</w:t>
+        </w:r>
+      </w:hyperlink>
+      <w:r>
+        <w:rPr>
+          <w:lang w:val="en_US" w:bidi="en_US"/>
+        </w:rPr>
+        <w:t xml:space="preserve"> (4.0 MB)</w:t>
+      </w:r>
+      <w:r>
+        <w:rPr>
+          <w:lang w:val="en_US" w:bidi="en_US"/>
+        </w:rPr>
+      </w:r>
+    </w:p>
+    <w:p>
+      <w:pPr>
+        <w:pStyle w:val="ListBullet"/>
+        <w:spacing w:line="240" w:lineRule="auto"/>
+        <w:ind w:left="720"/>
+      </w:pPr>
+      <w:r>
+        <w:rPr>
+          <w:lang w:val="en_US" w:bidi="en_US"/>
+        </w:rPr>
+      </w:r>
+      <w:hyperlink r:id="rId27">
+        <w:r>
+          <w:rPr>
+            <w:lang w:val="en_US" w:bidi="en_US"/>
+          </w:rPr>
+          <w:rPr>
+            <w:color w:val="0000EE"/>
+            <w:u w:val="single"/>
+          </w:rPr>
+          <w:t>Defining the Scenes</w:t>
+        </w:r>
+      </w:hyperlink>
+      <w:r>
+        <w:rPr>
+          <w:lang w:val="en_US" w:bidi="en_US"/>
+        </w:rPr>
+        <w:t xml:space="preserve"> (6.2 MB)</w:t>
+      </w:r>
+      <w:r>
+        <w:rPr>
+          <w:lang w:val="en_US" w:bidi="en_US"/>
+        </w:rPr>
+      </w:r>
+    </w:p>
+    <w:p>
+      <w:pPr>
+        <w:pStyle w:val="ListBullet"/>
+        <w:spacing w:line="240" w:lineRule="auto"/>
+        <w:ind w:left="720"/>
+      </w:pPr>
+      <w:r>
+        <w:rPr>
+          <w:lang w:val="en_US" w:bidi="en_US"/>
+        </w:rPr>
+      </w:r>
+      <w:hyperlink r:id="rId28">
+        <w:r>
+          <w:rPr>
+            <w:lang w:val="en_US" w:bidi="en_US"/>
+          </w:rPr>
+          <w:rPr>
+            <w:color w:val="0000EE"/>
+            <w:u w:val="single"/>
+          </w:rPr>
+          <w:t>Embodying the Text</w:t>
+        </w:r>
+      </w:hyperlink>
+      <w:r>
+        <w:rPr>
+          <w:lang w:val="en_US" w:bidi="en_US"/>
+        </w:rPr>
+        <w:t xml:space="preserve"> (3.7 MB)</w:t>
+      </w:r>
+      <w:r>
+        <w:rPr>
+          <w:lang w:val="en_US" w:bidi="en_US"/>
+        </w:rPr>
+      </w:r>
+    </w:p>
+    <w:p>
+      <w:pPr>
+        <w:pStyle w:val="ListBullet"/>
+        <w:spacing w:line="240" w:lineRule="auto"/>
+        <w:ind w:left="720"/>
+      </w:pPr>
+      <w:r>
+        <w:rPr>
+          <w:lang w:val="en_US" w:bidi="en_US"/>
+        </w:rPr>
+      </w:r>
+      <w:hyperlink r:id="rId29">
+        <w:r>
+          <w:rPr>
+            <w:lang w:val="en_US" w:bidi="en_US"/>
+          </w:rPr>
+          <w:rPr>
+            <w:color w:val="0000EE"/>
+            <w:u w:val="single"/>
+          </w:rPr>
+          <w:t>Filling the Gaps</w:t>
+        </w:r>
+      </w:hyperlink>
+      <w:r>
+        <w:rPr>
+          <w:lang w:val="en_US" w:bidi="en_US"/>
+        </w:rPr>
+        <w:t xml:space="preserve"> (4.2 MB)</w:t>
+      </w:r>
+      <w:r>
+        <w:rPr>
+          <w:lang w:val="en_US" w:bidi="en_US"/>
+        </w:rPr>
+      </w:r>
+    </w:p>
+    <w:p>
+      <w:pPr>
+        <w:pStyle w:val="ListBullet"/>
+        <w:spacing w:line="240" w:lineRule="auto"/>
+        <w:ind w:left="720"/>
+      </w:pPr>
+      <w:r>
+        <w:rPr>
+          <w:lang w:val="en_US" w:bidi="en_US"/>
+        </w:rPr>
+      </w:r>
+      <w:hyperlink r:id="rId30">
+        <w:r>
+          <w:rPr>
+            <w:lang w:val="en_US" w:bidi="en_US"/>
+          </w:rPr>
+          <w:rPr>
+            <w:color w:val="0000EE"/>
+            <w:u w:val="single"/>
+          </w:rPr>
+          <w:t>Speaking the Word</w:t>
+        </w:r>
+      </w:hyperlink>
+      <w:r>
+        <w:rPr>
+          <w:lang w:val="en_US" w:bidi="en_US"/>
+        </w:rPr>
+        <w:t xml:space="preserve"> (1.1 MB)</w:t>
+      </w:r>
+      <w:r>
+        <w:rPr>
+          <w:lang w:val="en_US" w:bidi="en_US"/>
+        </w:rPr>
+      </w:r>
+      <w:r>
+        <w:rPr>
+          <w:lang w:val="en_US" w:bidi="en_US"/>
+        </w:rPr>
+      </w:r>
+      <w:r>
+        <w:rPr>
+          <w:lang w:val="en_US" w:bidi="en_US"/>
+        </w:rPr>
+      </w:r>
+    </w:p>
+    <w:p>
+      <w:pPr/>
+      <w:r>
+        <w:rPr>
+          <w:lang w:val="en_US" w:bidi="en_US"/>
+        </w:rPr>
+      </w:r>
+    </w:p>
+    <w:p>
+      <w:pPr>
+        <w:pStyle w:val="Heading2"/>
+      </w:pPr>
+      <w:r>
+        <w:rPr>
+          <w:lang w:val="en_US" w:bidi="en_US"/>
+        </w:rPr>
         <w:t>James 2:1–7</w:t>
       </w:r>
       <w:r>
@@ -9919,6 +10714,271 @@
         <w:rPr>
           <w:lang w:val="en_US" w:bidi="en_US"/>
         </w:rPr>
+        <w:t>James 2:1–7</w:t>
+      </w:r>
+      <w:r>
+        <w:rPr>
+          <w:lang w:val="en_US" w:bidi="en_US"/>
+        </w:rPr>
+      </w:r>
+    </w:p>
+    <w:p>
+      <w:pPr>
+        <w:pStyle w:val="Heading4"/>
+      </w:pPr>
+      <w:r>
+        <w:rPr>
+          <w:lang w:val="en_US" w:bidi="en_US"/>
+        </w:rPr>
+        <w:t>Audio Content</w:t>
+      </w:r>
+      <w:r>
+        <w:rPr>
+          <w:lang w:val="en_US" w:bidi="en_US"/>
+        </w:rPr>
+      </w:r>
+      <w:r>
+        <w:rPr>
+          <w:lang w:val="en_US" w:bidi="en_US"/>
+        </w:rPr>
+      </w:r>
+    </w:p>
+    <w:p>
+      <w:pPr>
+        <w:pStyle w:val="ListBullet"/>
+        <w:spacing w:line="240" w:lineRule="auto"/>
+        <w:ind w:left="720"/>
+      </w:pPr>
+      <w:r>
+        <w:rPr>
+          <w:lang w:val="en_US" w:bidi="en_US"/>
+        </w:rPr>
+      </w:r>
+      <w:hyperlink r:id="rId31">
+        <w:r>
+          <w:rPr>
+            <w:lang w:val="en_US" w:bidi="en_US"/>
+          </w:rPr>
+          <w:rPr>
+            <w:color w:val="0000EE"/>
+            <w:u w:val="single"/>
+          </w:rPr>
+          <w:t>Hear and Heart</w:t>
+        </w:r>
+      </w:hyperlink>
+      <w:r>
+        <w:rPr>
+          <w:lang w:val="en_US" w:bidi="en_US"/>
+        </w:rPr>
+        <w:t xml:space="preserve"> (882 KB)</w:t>
+      </w:r>
+      <w:r>
+        <w:rPr>
+          <w:lang w:val="en_US" w:bidi="en_US"/>
+        </w:rPr>
+      </w:r>
+    </w:p>
+    <w:p>
+      <w:pPr>
+        <w:pStyle w:val="ListBullet"/>
+        <w:spacing w:line="240" w:lineRule="auto"/>
+        <w:ind w:left="720"/>
+      </w:pPr>
+      <w:r>
+        <w:rPr>
+          <w:lang w:val="en_US" w:bidi="en_US"/>
+        </w:rPr>
+      </w:r>
+      <w:hyperlink r:id="rId32">
+        <w:r>
+          <w:rPr>
+            <w:lang w:val="en_US" w:bidi="en_US"/>
+          </w:rPr>
+          <w:rPr>
+            <w:color w:val="0000EE"/>
+            <w:u w:val="single"/>
+          </w:rPr>
+          <w:t>Setting the Stage</w:t>
+        </w:r>
+      </w:hyperlink>
+      <w:r>
+        <w:rPr>
+          <w:lang w:val="en_US" w:bidi="en_US"/>
+        </w:rPr>
+        <w:t xml:space="preserve"> (4.6 MB)</w:t>
+      </w:r>
+      <w:r>
+        <w:rPr>
+          <w:lang w:val="en_US" w:bidi="en_US"/>
+        </w:rPr>
+      </w:r>
+    </w:p>
+    <w:p>
+      <w:pPr>
+        <w:pStyle w:val="ListBullet"/>
+        <w:spacing w:line="240" w:lineRule="auto"/>
+        <w:ind w:left="720"/>
+      </w:pPr>
+      <w:r>
+        <w:rPr>
+          <w:lang w:val="en_US" w:bidi="en_US"/>
+        </w:rPr>
+      </w:r>
+      <w:hyperlink r:id="rId33">
+        <w:r>
+          <w:rPr>
+            <w:lang w:val="en_US" w:bidi="en_US"/>
+          </w:rPr>
+          <w:rPr>
+            <w:color w:val="0000EE"/>
+            <w:u w:val="single"/>
+          </w:rPr>
+          <w:t>Defining the Scenes</w:t>
+        </w:r>
+      </w:hyperlink>
+      <w:r>
+        <w:rPr>
+          <w:lang w:val="en_US" w:bidi="en_US"/>
+        </w:rPr>
+        <w:t xml:space="preserve"> (6.6 MB)</w:t>
+      </w:r>
+      <w:r>
+        <w:rPr>
+          <w:lang w:val="en_US" w:bidi="en_US"/>
+        </w:rPr>
+      </w:r>
+    </w:p>
+    <w:p>
+      <w:pPr>
+        <w:pStyle w:val="ListBullet"/>
+        <w:spacing w:line="240" w:lineRule="auto"/>
+        <w:ind w:left="720"/>
+      </w:pPr>
+      <w:r>
+        <w:rPr>
+          <w:lang w:val="en_US" w:bidi="en_US"/>
+        </w:rPr>
+      </w:r>
+      <w:hyperlink r:id="rId34">
+        <w:r>
+          <w:rPr>
+            <w:lang w:val="en_US" w:bidi="en_US"/>
+          </w:rPr>
+          <w:rPr>
+            <w:color w:val="0000EE"/>
+            <w:u w:val="single"/>
+          </w:rPr>
+          <w:t>Embodying the Text</w:t>
+        </w:r>
+      </w:hyperlink>
+      <w:r>
+        <w:rPr>
+          <w:lang w:val="en_US" w:bidi="en_US"/>
+        </w:rPr>
+        <w:t xml:space="preserve"> (3.2 MB)</w:t>
+      </w:r>
+      <w:r>
+        <w:rPr>
+          <w:lang w:val="en_US" w:bidi="en_US"/>
+        </w:rPr>
+      </w:r>
+    </w:p>
+    <w:p>
+      <w:pPr>
+        <w:pStyle w:val="ListBullet"/>
+        <w:spacing w:line="240" w:lineRule="auto"/>
+        <w:ind w:left="720"/>
+      </w:pPr>
+      <w:r>
+        <w:rPr>
+          <w:lang w:val="en_US" w:bidi="en_US"/>
+        </w:rPr>
+      </w:r>
+      <w:hyperlink r:id="rId35">
+        <w:r>
+          <w:rPr>
+            <w:lang w:val="en_US" w:bidi="en_US"/>
+          </w:rPr>
+          <w:rPr>
+            <w:color w:val="0000EE"/>
+            <w:u w:val="single"/>
+          </w:rPr>
+          <w:t>Filling the Gaps</w:t>
+        </w:r>
+      </w:hyperlink>
+      <w:r>
+        <w:rPr>
+          <w:lang w:val="en_US" w:bidi="en_US"/>
+        </w:rPr>
+        <w:t xml:space="preserve"> (3.3 MB)</w:t>
+      </w:r>
+      <w:r>
+        <w:rPr>
+          <w:lang w:val="en_US" w:bidi="en_US"/>
+        </w:rPr>
+      </w:r>
+    </w:p>
+    <w:p>
+      <w:pPr>
+        <w:pStyle w:val="ListBullet"/>
+        <w:spacing w:line="240" w:lineRule="auto"/>
+        <w:ind w:left="720"/>
+      </w:pPr>
+      <w:r>
+        <w:rPr>
+          <w:lang w:val="en_US" w:bidi="en_US"/>
+        </w:rPr>
+      </w:r>
+      <w:hyperlink r:id="rId36">
+        <w:r>
+          <w:rPr>
+            <w:lang w:val="en_US" w:bidi="en_US"/>
+          </w:rPr>
+          <w:rPr>
+            <w:color w:val="0000EE"/>
+            <w:u w:val="single"/>
+          </w:rPr>
+          <w:t>Speaking the Word</w:t>
+        </w:r>
+      </w:hyperlink>
+      <w:r>
+        <w:rPr>
+          <w:lang w:val="en_US" w:bidi="en_US"/>
+        </w:rPr>
+        <w:t xml:space="preserve"> (1.1 MB)</w:t>
+      </w:r>
+      <w:r>
+        <w:rPr>
+          <w:lang w:val="en_US" w:bidi="en_US"/>
+        </w:rPr>
+      </w:r>
+      <w:r>
+        <w:rPr>
+          <w:lang w:val="en_US" w:bidi="en_US"/>
+        </w:rPr>
+      </w:r>
+      <w:r>
+        <w:rPr>
+          <w:lang w:val="en_US" w:bidi="en_US"/>
+        </w:rPr>
+      </w:r>
+    </w:p>
+    <w:p>
+      <w:pPr/>
+      <w:r>
+        <w:rPr>
+          <w:lang w:val="en_US" w:bidi="en_US"/>
+        </w:rPr>
+      </w:r>
+    </w:p>
+    <w:p>
+      <w:pPr>
+        <w:pStyle w:val="Heading2"/>
+      </w:pPr>
+      <w:r>
+        <w:rPr>
+          <w:lang w:val="en_US" w:bidi="en_US"/>
+        </w:rPr>
         <w:t>James 2:8–13</w:t>
       </w:r>
       <w:r>
@@ -12058,6 +13118,271 @@
         <w:rPr>
           <w:lang w:val="en_US" w:bidi="en_US"/>
         </w:rPr>
+        <w:t>James 2:8–13</w:t>
+      </w:r>
+      <w:r>
+        <w:rPr>
+          <w:lang w:val="en_US" w:bidi="en_US"/>
+        </w:rPr>
+      </w:r>
+    </w:p>
+    <w:p>
+      <w:pPr>
+        <w:pStyle w:val="Heading4"/>
+      </w:pPr>
+      <w:r>
+        <w:rPr>
+          <w:lang w:val="en_US" w:bidi="en_US"/>
+        </w:rPr>
+        <w:t>Audio Content</w:t>
+      </w:r>
+      <w:r>
+        <w:rPr>
+          <w:lang w:val="en_US" w:bidi="en_US"/>
+        </w:rPr>
+      </w:r>
+      <w:r>
+        <w:rPr>
+          <w:lang w:val="en_US" w:bidi="en_US"/>
+        </w:rPr>
+      </w:r>
+    </w:p>
+    <w:p>
+      <w:pPr>
+        <w:pStyle w:val="ListBullet"/>
+        <w:spacing w:line="240" w:lineRule="auto"/>
+        <w:ind w:left="720"/>
+      </w:pPr>
+      <w:r>
+        <w:rPr>
+          <w:lang w:val="en_US" w:bidi="en_US"/>
+        </w:rPr>
+      </w:r>
+      <w:hyperlink r:id="rId37">
+        <w:r>
+          <w:rPr>
+            <w:lang w:val="en_US" w:bidi="en_US"/>
+          </w:rPr>
+          <w:rPr>
+            <w:color w:val="0000EE"/>
+            <w:u w:val="single"/>
+          </w:rPr>
+          <w:t>Hear and Heart</w:t>
+        </w:r>
+      </w:hyperlink>
+      <w:r>
+        <w:rPr>
+          <w:lang w:val="en_US" w:bidi="en_US"/>
+        </w:rPr>
+        <w:t xml:space="preserve"> (891 KB)</w:t>
+      </w:r>
+      <w:r>
+        <w:rPr>
+          <w:lang w:val="en_US" w:bidi="en_US"/>
+        </w:rPr>
+      </w:r>
+    </w:p>
+    <w:p>
+      <w:pPr>
+        <w:pStyle w:val="ListBullet"/>
+        <w:spacing w:line="240" w:lineRule="auto"/>
+        <w:ind w:left="720"/>
+      </w:pPr>
+      <w:r>
+        <w:rPr>
+          <w:lang w:val="en_US" w:bidi="en_US"/>
+        </w:rPr>
+      </w:r>
+      <w:hyperlink r:id="rId38">
+        <w:r>
+          <w:rPr>
+            <w:lang w:val="en_US" w:bidi="en_US"/>
+          </w:rPr>
+          <w:rPr>
+            <w:color w:val="0000EE"/>
+            <w:u w:val="single"/>
+          </w:rPr>
+          <w:t>Setting the Stage</w:t>
+        </w:r>
+      </w:hyperlink>
+      <w:r>
+        <w:rPr>
+          <w:lang w:val="en_US" w:bidi="en_US"/>
+        </w:rPr>
+        <w:t xml:space="preserve"> (4.2 MB)</w:t>
+      </w:r>
+      <w:r>
+        <w:rPr>
+          <w:lang w:val="en_US" w:bidi="en_US"/>
+        </w:rPr>
+      </w:r>
+    </w:p>
+    <w:p>
+      <w:pPr>
+        <w:pStyle w:val="ListBullet"/>
+        <w:spacing w:line="240" w:lineRule="auto"/>
+        <w:ind w:left="720"/>
+      </w:pPr>
+      <w:r>
+        <w:rPr>
+          <w:lang w:val="en_US" w:bidi="en_US"/>
+        </w:rPr>
+      </w:r>
+      <w:hyperlink r:id="rId39">
+        <w:r>
+          <w:rPr>
+            <w:lang w:val="en_US" w:bidi="en_US"/>
+          </w:rPr>
+          <w:rPr>
+            <w:color w:val="0000EE"/>
+            <w:u w:val="single"/>
+          </w:rPr>
+          <w:t>Defining the Scenes</w:t>
+        </w:r>
+      </w:hyperlink>
+      <w:r>
+        <w:rPr>
+          <w:lang w:val="en_US" w:bidi="en_US"/>
+        </w:rPr>
+        <w:t xml:space="preserve"> (4.4 MB)</w:t>
+      </w:r>
+      <w:r>
+        <w:rPr>
+          <w:lang w:val="en_US" w:bidi="en_US"/>
+        </w:rPr>
+      </w:r>
+    </w:p>
+    <w:p>
+      <w:pPr>
+        <w:pStyle w:val="ListBullet"/>
+        <w:spacing w:line="240" w:lineRule="auto"/>
+        <w:ind w:left="720"/>
+      </w:pPr>
+      <w:r>
+        <w:rPr>
+          <w:lang w:val="en_US" w:bidi="en_US"/>
+        </w:rPr>
+      </w:r>
+      <w:hyperlink r:id="rId40">
+        <w:r>
+          <w:rPr>
+            <w:lang w:val="en_US" w:bidi="en_US"/>
+          </w:rPr>
+          <w:rPr>
+            <w:color w:val="0000EE"/>
+            <w:u w:val="single"/>
+          </w:rPr>
+          <w:t>Embodying the Text</w:t>
+        </w:r>
+      </w:hyperlink>
+      <w:r>
+        <w:rPr>
+          <w:lang w:val="en_US" w:bidi="en_US"/>
+        </w:rPr>
+        <w:t xml:space="preserve"> (2.8 MB)</w:t>
+      </w:r>
+      <w:r>
+        <w:rPr>
+          <w:lang w:val="en_US" w:bidi="en_US"/>
+        </w:rPr>
+      </w:r>
+    </w:p>
+    <w:p>
+      <w:pPr>
+        <w:pStyle w:val="ListBullet"/>
+        <w:spacing w:line="240" w:lineRule="auto"/>
+        <w:ind w:left="720"/>
+      </w:pPr>
+      <w:r>
+        <w:rPr>
+          <w:lang w:val="en_US" w:bidi="en_US"/>
+        </w:rPr>
+      </w:r>
+      <w:hyperlink r:id="rId41">
+        <w:r>
+          <w:rPr>
+            <w:lang w:val="en_US" w:bidi="en_US"/>
+          </w:rPr>
+          <w:rPr>
+            <w:color w:val="0000EE"/>
+            <w:u w:val="single"/>
+          </w:rPr>
+          <w:t>Filling the Gaps</w:t>
+        </w:r>
+      </w:hyperlink>
+      <w:r>
+        <w:rPr>
+          <w:lang w:val="en_US" w:bidi="en_US"/>
+        </w:rPr>
+        <w:t xml:space="preserve"> (2.8 MB)</w:t>
+      </w:r>
+      <w:r>
+        <w:rPr>
+          <w:lang w:val="en_US" w:bidi="en_US"/>
+        </w:rPr>
+      </w:r>
+    </w:p>
+    <w:p>
+      <w:pPr>
+        <w:pStyle w:val="ListBullet"/>
+        <w:spacing w:line="240" w:lineRule="auto"/>
+        <w:ind w:left="720"/>
+      </w:pPr>
+      <w:r>
+        <w:rPr>
+          <w:lang w:val="en_US" w:bidi="en_US"/>
+        </w:rPr>
+      </w:r>
+      <w:hyperlink r:id="rId42">
+        <w:r>
+          <w:rPr>
+            <w:lang w:val="en_US" w:bidi="en_US"/>
+          </w:rPr>
+          <w:rPr>
+            <w:color w:val="0000EE"/>
+            <w:u w:val="single"/>
+          </w:rPr>
+          <w:t>Speaking the Word</w:t>
+        </w:r>
+      </w:hyperlink>
+      <w:r>
+        <w:rPr>
+          <w:lang w:val="en_US" w:bidi="en_US"/>
+        </w:rPr>
+        <w:t xml:space="preserve"> (1.1 MB)</w:t>
+      </w:r>
+      <w:r>
+        <w:rPr>
+          <w:lang w:val="en_US" w:bidi="en_US"/>
+        </w:rPr>
+      </w:r>
+      <w:r>
+        <w:rPr>
+          <w:lang w:val="en_US" w:bidi="en_US"/>
+        </w:rPr>
+      </w:r>
+      <w:r>
+        <w:rPr>
+          <w:lang w:val="en_US" w:bidi="en_US"/>
+        </w:rPr>
+      </w:r>
+    </w:p>
+    <w:p>
+      <w:pPr/>
+      <w:r>
+        <w:rPr>
+          <w:lang w:val="en_US" w:bidi="en_US"/>
+        </w:rPr>
+      </w:r>
+    </w:p>
+    <w:p>
+      <w:pPr>
+        <w:pStyle w:val="Heading2"/>
+      </w:pPr>
+      <w:r>
+        <w:rPr>
+          <w:lang w:val="en_US" w:bidi="en_US"/>
+        </w:rPr>
         <w:t>James 2:14–26</w:t>
       </w:r>
       <w:r>
@@ -14619,6 +15944,271 @@
         <w:rPr>
           <w:lang w:val="en_US" w:bidi="en_US"/>
         </w:rPr>
+        <w:t>James 2:14–26</w:t>
+      </w:r>
+      <w:r>
+        <w:rPr>
+          <w:lang w:val="en_US" w:bidi="en_US"/>
+        </w:rPr>
+      </w:r>
+    </w:p>
+    <w:p>
+      <w:pPr>
+        <w:pStyle w:val="Heading4"/>
+      </w:pPr>
+      <w:r>
+        <w:rPr>
+          <w:lang w:val="en_US" w:bidi="en_US"/>
+        </w:rPr>
+        <w:t>Audio Content</w:t>
+      </w:r>
+      <w:r>
+        <w:rPr>
+          <w:lang w:val="en_US" w:bidi="en_US"/>
+        </w:rPr>
+      </w:r>
+      <w:r>
+        <w:rPr>
+          <w:lang w:val="en_US" w:bidi="en_US"/>
+        </w:rPr>
+      </w:r>
+    </w:p>
+    <w:p>
+      <w:pPr>
+        <w:pStyle w:val="ListBullet"/>
+        <w:spacing w:line="240" w:lineRule="auto"/>
+        <w:ind w:left="720"/>
+      </w:pPr>
+      <w:r>
+        <w:rPr>
+          <w:lang w:val="en_US" w:bidi="en_US"/>
+        </w:rPr>
+      </w:r>
+      <w:hyperlink r:id="rId43">
+        <w:r>
+          <w:rPr>
+            <w:lang w:val="en_US" w:bidi="en_US"/>
+          </w:rPr>
+          <w:rPr>
+            <w:color w:val="0000EE"/>
+            <w:u w:val="single"/>
+          </w:rPr>
+          <w:t>Hear and Heart</w:t>
+        </w:r>
+      </w:hyperlink>
+      <w:r>
+        <w:rPr>
+          <w:lang w:val="en_US" w:bidi="en_US"/>
+        </w:rPr>
+        <w:t xml:space="preserve"> (888 KB)</w:t>
+      </w:r>
+      <w:r>
+        <w:rPr>
+          <w:lang w:val="en_US" w:bidi="en_US"/>
+        </w:rPr>
+      </w:r>
+    </w:p>
+    <w:p>
+      <w:pPr>
+        <w:pStyle w:val="ListBullet"/>
+        <w:spacing w:line="240" w:lineRule="auto"/>
+        <w:ind w:left="720"/>
+      </w:pPr>
+      <w:r>
+        <w:rPr>
+          <w:lang w:val="en_US" w:bidi="en_US"/>
+        </w:rPr>
+      </w:r>
+      <w:hyperlink r:id="rId44">
+        <w:r>
+          <w:rPr>
+            <w:lang w:val="en_US" w:bidi="en_US"/>
+          </w:rPr>
+          <w:rPr>
+            <w:color w:val="0000EE"/>
+            <w:u w:val="single"/>
+          </w:rPr>
+          <w:t>Setting the Stage</w:t>
+        </w:r>
+      </w:hyperlink>
+      <w:r>
+        <w:rPr>
+          <w:lang w:val="en_US" w:bidi="en_US"/>
+        </w:rPr>
+        <w:t xml:space="preserve"> (4.5 MB)</w:t>
+      </w:r>
+      <w:r>
+        <w:rPr>
+          <w:lang w:val="en_US" w:bidi="en_US"/>
+        </w:rPr>
+      </w:r>
+    </w:p>
+    <w:p>
+      <w:pPr>
+        <w:pStyle w:val="ListBullet"/>
+        <w:spacing w:line="240" w:lineRule="auto"/>
+        <w:ind w:left="720"/>
+      </w:pPr>
+      <w:r>
+        <w:rPr>
+          <w:lang w:val="en_US" w:bidi="en_US"/>
+        </w:rPr>
+      </w:r>
+      <w:hyperlink r:id="rId45">
+        <w:r>
+          <w:rPr>
+            <w:lang w:val="en_US" w:bidi="en_US"/>
+          </w:rPr>
+          <w:rPr>
+            <w:color w:val="0000EE"/>
+            <w:u w:val="single"/>
+          </w:rPr>
+          <w:t>Defining the Scenes</w:t>
+        </w:r>
+      </w:hyperlink>
+      <w:r>
+        <w:rPr>
+          <w:lang w:val="en_US" w:bidi="en_US"/>
+        </w:rPr>
+        <w:t xml:space="preserve"> (7.7 MB)</w:t>
+      </w:r>
+      <w:r>
+        <w:rPr>
+          <w:lang w:val="en_US" w:bidi="en_US"/>
+        </w:rPr>
+      </w:r>
+    </w:p>
+    <w:p>
+      <w:pPr>
+        <w:pStyle w:val="ListBullet"/>
+        <w:spacing w:line="240" w:lineRule="auto"/>
+        <w:ind w:left="720"/>
+      </w:pPr>
+      <w:r>
+        <w:rPr>
+          <w:lang w:val="en_US" w:bidi="en_US"/>
+        </w:rPr>
+      </w:r>
+      <w:hyperlink r:id="rId46">
+        <w:r>
+          <w:rPr>
+            <w:lang w:val="en_US" w:bidi="en_US"/>
+          </w:rPr>
+          <w:rPr>
+            <w:color w:val="0000EE"/>
+            <w:u w:val="single"/>
+          </w:rPr>
+          <w:t>Embodying the Text</w:t>
+        </w:r>
+      </w:hyperlink>
+      <w:r>
+        <w:rPr>
+          <w:lang w:val="en_US" w:bidi="en_US"/>
+        </w:rPr>
+        <w:t xml:space="preserve"> (4.1 MB)</w:t>
+      </w:r>
+      <w:r>
+        <w:rPr>
+          <w:lang w:val="en_US" w:bidi="en_US"/>
+        </w:rPr>
+      </w:r>
+    </w:p>
+    <w:p>
+      <w:pPr>
+        <w:pStyle w:val="ListBullet"/>
+        <w:spacing w:line="240" w:lineRule="auto"/>
+        <w:ind w:left="720"/>
+      </w:pPr>
+      <w:r>
+        <w:rPr>
+          <w:lang w:val="en_US" w:bidi="en_US"/>
+        </w:rPr>
+      </w:r>
+      <w:hyperlink r:id="rId47">
+        <w:r>
+          <w:rPr>
+            <w:lang w:val="en_US" w:bidi="en_US"/>
+          </w:rPr>
+          <w:rPr>
+            <w:color w:val="0000EE"/>
+            <w:u w:val="single"/>
+          </w:rPr>
+          <w:t>Filling the Gaps</w:t>
+        </w:r>
+      </w:hyperlink>
+      <w:r>
+        <w:rPr>
+          <w:lang w:val="en_US" w:bidi="en_US"/>
+        </w:rPr>
+        <w:t xml:space="preserve"> (3.3 MB)</w:t>
+      </w:r>
+      <w:r>
+        <w:rPr>
+          <w:lang w:val="en_US" w:bidi="en_US"/>
+        </w:rPr>
+      </w:r>
+    </w:p>
+    <w:p>
+      <w:pPr>
+        <w:pStyle w:val="ListBullet"/>
+        <w:spacing w:line="240" w:lineRule="auto"/>
+        <w:ind w:left="720"/>
+      </w:pPr>
+      <w:r>
+        <w:rPr>
+          <w:lang w:val="en_US" w:bidi="en_US"/>
+        </w:rPr>
+      </w:r>
+      <w:hyperlink r:id="rId48">
+        <w:r>
+          <w:rPr>
+            <w:lang w:val="en_US" w:bidi="en_US"/>
+          </w:rPr>
+          <w:rPr>
+            <w:color w:val="0000EE"/>
+            <w:u w:val="single"/>
+          </w:rPr>
+          <w:t>Speaking the Word</w:t>
+        </w:r>
+      </w:hyperlink>
+      <w:r>
+        <w:rPr>
+          <w:lang w:val="en_US" w:bidi="en_US"/>
+        </w:rPr>
+        <w:t xml:space="preserve"> (1.1 MB)</w:t>
+      </w:r>
+      <w:r>
+        <w:rPr>
+          <w:lang w:val="en_US" w:bidi="en_US"/>
+        </w:rPr>
+      </w:r>
+      <w:r>
+        <w:rPr>
+          <w:lang w:val="en_US" w:bidi="en_US"/>
+        </w:rPr>
+      </w:r>
+      <w:r>
+        <w:rPr>
+          <w:lang w:val="en_US" w:bidi="en_US"/>
+        </w:rPr>
+      </w:r>
+    </w:p>
+    <w:p>
+      <w:pPr/>
+      <w:r>
+        <w:rPr>
+          <w:lang w:val="en_US" w:bidi="en_US"/>
+        </w:rPr>
+      </w:r>
+    </w:p>
+    <w:p>
+      <w:pPr>
+        <w:pStyle w:val="Heading2"/>
+      </w:pPr>
+      <w:r>
+        <w:rPr>
+          <w:lang w:val="en_US" w:bidi="en_US"/>
+        </w:rPr>
         <w:t>James 3:1–12</w:t>
       </w:r>
       <w:r>
@@ -17349,6 +18939,236 @@
         <w:rPr>
           <w:lang w:val="en_US" w:bidi="en_US"/>
         </w:rPr>
+        <w:t>James 3:1–12</w:t>
+      </w:r>
+      <w:r>
+        <w:rPr>
+          <w:lang w:val="en_US" w:bidi="en_US"/>
+        </w:rPr>
+      </w:r>
+    </w:p>
+    <w:p>
+      <w:pPr>
+        <w:pStyle w:val="Heading4"/>
+      </w:pPr>
+      <w:r>
+        <w:rPr>
+          <w:lang w:val="en_US" w:bidi="en_US"/>
+        </w:rPr>
+        <w:t>Audio Content</w:t>
+      </w:r>
+      <w:r>
+        <w:rPr>
+          <w:lang w:val="en_US" w:bidi="en_US"/>
+        </w:rPr>
+      </w:r>
+      <w:r>
+        <w:rPr>
+          <w:lang w:val="en_US" w:bidi="en_US"/>
+        </w:rPr>
+      </w:r>
+    </w:p>
+    <w:p>
+      <w:pPr>
+        <w:pStyle w:val="ListBullet"/>
+        <w:spacing w:line="240" w:lineRule="auto"/>
+        <w:ind w:left="720"/>
+      </w:pPr>
+      <w:r>
+        <w:rPr>
+          <w:lang w:val="en_US" w:bidi="en_US"/>
+        </w:rPr>
+      </w:r>
+      <w:hyperlink r:id="rId49">
+        <w:r>
+          <w:rPr>
+            <w:lang w:val="en_US" w:bidi="en_US"/>
+          </w:rPr>
+          <w:rPr>
+            <w:color w:val="0000EE"/>
+            <w:u w:val="single"/>
+          </w:rPr>
+          <w:t>Hear and Heart</w:t>
+        </w:r>
+      </w:hyperlink>
+      <w:r>
+        <w:rPr>
+          <w:lang w:val="en_US" w:bidi="en_US"/>
+        </w:rPr>
+        <w:t xml:space="preserve"> (865 KB)</w:t>
+      </w:r>
+      <w:r>
+        <w:rPr>
+          <w:lang w:val="en_US" w:bidi="en_US"/>
+        </w:rPr>
+      </w:r>
+    </w:p>
+    <w:p>
+      <w:pPr>
+        <w:pStyle w:val="ListBullet"/>
+        <w:spacing w:line="240" w:lineRule="auto"/>
+        <w:ind w:left="720"/>
+      </w:pPr>
+      <w:r>
+        <w:rPr>
+          <w:lang w:val="en_US" w:bidi="en_US"/>
+        </w:rPr>
+      </w:r>
+      <w:hyperlink r:id="rId50">
+        <w:r>
+          <w:rPr>
+            <w:lang w:val="en_US" w:bidi="en_US"/>
+          </w:rPr>
+          <w:rPr>
+            <w:color w:val="0000EE"/>
+            <w:u w:val="single"/>
+          </w:rPr>
+          <w:t>Setting the Stage</w:t>
+        </w:r>
+      </w:hyperlink>
+      <w:r>
+        <w:rPr>
+          <w:lang w:val="en_US" w:bidi="en_US"/>
+        </w:rPr>
+        <w:t xml:space="preserve"> (6.1 MB)</w:t>
+      </w:r>
+      <w:r>
+        <w:rPr>
+          <w:lang w:val="en_US" w:bidi="en_US"/>
+        </w:rPr>
+      </w:r>
+    </w:p>
+    <w:p>
+      <w:pPr>
+        <w:pStyle w:val="ListBullet"/>
+        <w:spacing w:line="240" w:lineRule="auto"/>
+        <w:ind w:left="720"/>
+      </w:pPr>
+      <w:r>
+        <w:rPr>
+          <w:lang w:val="en_US" w:bidi="en_US"/>
+        </w:rPr>
+      </w:r>
+      <w:hyperlink r:id="rId51">
+        <w:r>
+          <w:rPr>
+            <w:lang w:val="en_US" w:bidi="en_US"/>
+          </w:rPr>
+          <w:rPr>
+            <w:color w:val="0000EE"/>
+            <w:u w:val="single"/>
+          </w:rPr>
+          <w:t>Defining the Scenes</w:t>
+        </w:r>
+      </w:hyperlink>
+      <w:r>
+        <w:rPr>
+          <w:lang w:val="en_US" w:bidi="en_US"/>
+        </w:rPr>
+        <w:t xml:space="preserve"> (8.0 MB)</w:t>
+      </w:r>
+      <w:r>
+        <w:rPr>
+          <w:lang w:val="en_US" w:bidi="en_US"/>
+        </w:rPr>
+      </w:r>
+    </w:p>
+    <w:p>
+      <w:pPr>
+        <w:pStyle w:val="ListBullet"/>
+        <w:spacing w:line="240" w:lineRule="auto"/>
+        <w:ind w:left="720"/>
+      </w:pPr>
+      <w:r>
+        <w:rPr>
+          <w:lang w:val="en_US" w:bidi="en_US"/>
+        </w:rPr>
+      </w:r>
+      <w:hyperlink r:id="rId52">
+        <w:r>
+          <w:rPr>
+            <w:lang w:val="en_US" w:bidi="en_US"/>
+          </w:rPr>
+          <w:rPr>
+            <w:color w:val="0000EE"/>
+            <w:u w:val="single"/>
+          </w:rPr>
+          <w:t>Filling the Gaps</w:t>
+        </w:r>
+      </w:hyperlink>
+      <w:r>
+        <w:rPr>
+          <w:lang w:val="en_US" w:bidi="en_US"/>
+        </w:rPr>
+        <w:t xml:space="preserve"> (5.6 MB)</w:t>
+      </w:r>
+      <w:r>
+        <w:rPr>
+          <w:lang w:val="en_US" w:bidi="en_US"/>
+        </w:rPr>
+      </w:r>
+    </w:p>
+    <w:p>
+      <w:pPr>
+        <w:pStyle w:val="ListBullet"/>
+        <w:spacing w:line="240" w:lineRule="auto"/>
+        <w:ind w:left="720"/>
+      </w:pPr>
+      <w:r>
+        <w:rPr>
+          <w:lang w:val="en_US" w:bidi="en_US"/>
+        </w:rPr>
+      </w:r>
+      <w:hyperlink r:id="rId53">
+        <w:r>
+          <w:rPr>
+            <w:lang w:val="en_US" w:bidi="en_US"/>
+          </w:rPr>
+          <w:rPr>
+            <w:color w:val="0000EE"/>
+            <w:u w:val="single"/>
+          </w:rPr>
+          <w:t>Speaking the Word</w:t>
+        </w:r>
+      </w:hyperlink>
+      <w:r>
+        <w:rPr>
+          <w:lang w:val="en_US" w:bidi="en_US"/>
+        </w:rPr>
+        <w:t xml:space="preserve"> (1.2 MB)</w:t>
+      </w:r>
+      <w:r>
+        <w:rPr>
+          <w:lang w:val="en_US" w:bidi="en_US"/>
+        </w:rPr>
+      </w:r>
+      <w:r>
+        <w:rPr>
+          <w:lang w:val="en_US" w:bidi="en_US"/>
+        </w:rPr>
+      </w:r>
+      <w:r>
+        <w:rPr>
+          <w:lang w:val="en_US" w:bidi="en_US"/>
+        </w:rPr>
+      </w:r>
+    </w:p>
+    <w:p>
+      <w:pPr/>
+      <w:r>
+        <w:rPr>
+          <w:lang w:val="en_US" w:bidi="en_US"/>
+        </w:rPr>
+      </w:r>
+    </w:p>
+    <w:p>
+      <w:pPr>
+        <w:pStyle w:val="Heading2"/>
+      </w:pPr>
+      <w:r>
+        <w:rPr>
+          <w:lang w:val="en_US" w:bidi="en_US"/>
+        </w:rPr>
         <w:t>James 3:13–18</w:t>
       </w:r>
       <w:r>
@@ -19399,6 +21219,271 @@
         <w:rPr>
           <w:lang w:val="en_US" w:bidi="en_US"/>
         </w:rPr>
+        <w:t>James 3:13–18</w:t>
+      </w:r>
+      <w:r>
+        <w:rPr>
+          <w:lang w:val="en_US" w:bidi="en_US"/>
+        </w:rPr>
+      </w:r>
+    </w:p>
+    <w:p>
+      <w:pPr>
+        <w:pStyle w:val="Heading4"/>
+      </w:pPr>
+      <w:r>
+        <w:rPr>
+          <w:lang w:val="en_US" w:bidi="en_US"/>
+        </w:rPr>
+        <w:t>Audio Content</w:t>
+      </w:r>
+      <w:r>
+        <w:rPr>
+          <w:lang w:val="en_US" w:bidi="en_US"/>
+        </w:rPr>
+      </w:r>
+      <w:r>
+        <w:rPr>
+          <w:lang w:val="en_US" w:bidi="en_US"/>
+        </w:rPr>
+      </w:r>
+    </w:p>
+    <w:p>
+      <w:pPr>
+        <w:pStyle w:val="ListBullet"/>
+        <w:spacing w:line="240" w:lineRule="auto"/>
+        <w:ind w:left="720"/>
+      </w:pPr>
+      <w:r>
+        <w:rPr>
+          <w:lang w:val="en_US" w:bidi="en_US"/>
+        </w:rPr>
+      </w:r>
+      <w:hyperlink r:id="rId54">
+        <w:r>
+          <w:rPr>
+            <w:lang w:val="en_US" w:bidi="en_US"/>
+          </w:rPr>
+          <w:rPr>
+            <w:color w:val="0000EE"/>
+            <w:u w:val="single"/>
+          </w:rPr>
+          <w:t>Hear and Heart</w:t>
+        </w:r>
+      </w:hyperlink>
+      <w:r>
+        <w:rPr>
+          <w:lang w:val="en_US" w:bidi="en_US"/>
+        </w:rPr>
+        <w:t xml:space="preserve"> (1.0 MB)</w:t>
+      </w:r>
+      <w:r>
+        <w:rPr>
+          <w:lang w:val="en_US" w:bidi="en_US"/>
+        </w:rPr>
+      </w:r>
+    </w:p>
+    <w:p>
+      <w:pPr>
+        <w:pStyle w:val="ListBullet"/>
+        <w:spacing w:line="240" w:lineRule="auto"/>
+        <w:ind w:left="720"/>
+      </w:pPr>
+      <w:r>
+        <w:rPr>
+          <w:lang w:val="en_US" w:bidi="en_US"/>
+        </w:rPr>
+      </w:r>
+      <w:hyperlink r:id="rId55">
+        <w:r>
+          <w:rPr>
+            <w:lang w:val="en_US" w:bidi="en_US"/>
+          </w:rPr>
+          <w:rPr>
+            <w:color w:val="0000EE"/>
+            <w:u w:val="single"/>
+          </w:rPr>
+          <w:t>Setting the Stage</w:t>
+        </w:r>
+      </w:hyperlink>
+      <w:r>
+        <w:rPr>
+          <w:lang w:val="en_US" w:bidi="en_US"/>
+        </w:rPr>
+        <w:t xml:space="preserve"> (2.3 MB)</w:t>
+      </w:r>
+      <w:r>
+        <w:rPr>
+          <w:lang w:val="en_US" w:bidi="en_US"/>
+        </w:rPr>
+      </w:r>
+    </w:p>
+    <w:p>
+      <w:pPr>
+        <w:pStyle w:val="ListBullet"/>
+        <w:spacing w:line="240" w:lineRule="auto"/>
+        <w:ind w:left="720"/>
+      </w:pPr>
+      <w:r>
+        <w:rPr>
+          <w:lang w:val="en_US" w:bidi="en_US"/>
+        </w:rPr>
+      </w:r>
+      <w:hyperlink r:id="rId56">
+        <w:r>
+          <w:rPr>
+            <w:lang w:val="en_US" w:bidi="en_US"/>
+          </w:rPr>
+          <w:rPr>
+            <w:color w:val="0000EE"/>
+            <w:u w:val="single"/>
+          </w:rPr>
+          <w:t>Defining the Scenes</w:t>
+        </w:r>
+      </w:hyperlink>
+      <w:r>
+        <w:rPr>
+          <w:lang w:val="en_US" w:bidi="en_US"/>
+        </w:rPr>
+        <w:t xml:space="preserve"> (5.6 MB)</w:t>
+      </w:r>
+      <w:r>
+        <w:rPr>
+          <w:lang w:val="en_US" w:bidi="en_US"/>
+        </w:rPr>
+      </w:r>
+    </w:p>
+    <w:p>
+      <w:pPr>
+        <w:pStyle w:val="ListBullet"/>
+        <w:spacing w:line="240" w:lineRule="auto"/>
+        <w:ind w:left="720"/>
+      </w:pPr>
+      <w:r>
+        <w:rPr>
+          <w:lang w:val="en_US" w:bidi="en_US"/>
+        </w:rPr>
+      </w:r>
+      <w:hyperlink r:id="rId57">
+        <w:r>
+          <w:rPr>
+            <w:lang w:val="en_US" w:bidi="en_US"/>
+          </w:rPr>
+          <w:rPr>
+            <w:color w:val="0000EE"/>
+            <w:u w:val="single"/>
+          </w:rPr>
+          <w:t>Embodying the Text</w:t>
+        </w:r>
+      </w:hyperlink>
+      <w:r>
+        <w:rPr>
+          <w:lang w:val="en_US" w:bidi="en_US"/>
+        </w:rPr>
+        <w:t xml:space="preserve"> (3.7 MB)</w:t>
+      </w:r>
+      <w:r>
+        <w:rPr>
+          <w:lang w:val="en_US" w:bidi="en_US"/>
+        </w:rPr>
+      </w:r>
+    </w:p>
+    <w:p>
+      <w:pPr>
+        <w:pStyle w:val="ListBullet"/>
+        <w:spacing w:line="240" w:lineRule="auto"/>
+        <w:ind w:left="720"/>
+      </w:pPr>
+      <w:r>
+        <w:rPr>
+          <w:lang w:val="en_US" w:bidi="en_US"/>
+        </w:rPr>
+      </w:r>
+      <w:hyperlink r:id="rId58">
+        <w:r>
+          <w:rPr>
+            <w:lang w:val="en_US" w:bidi="en_US"/>
+          </w:rPr>
+          <w:rPr>
+            <w:color w:val="0000EE"/>
+            <w:u w:val="single"/>
+          </w:rPr>
+          <w:t>Filling the Gaps</w:t>
+        </w:r>
+      </w:hyperlink>
+      <w:r>
+        <w:rPr>
+          <w:lang w:val="en_US" w:bidi="en_US"/>
+        </w:rPr>
+        <w:t xml:space="preserve"> (3.6 MB)</w:t>
+      </w:r>
+      <w:r>
+        <w:rPr>
+          <w:lang w:val="en_US" w:bidi="en_US"/>
+        </w:rPr>
+      </w:r>
+    </w:p>
+    <w:p>
+      <w:pPr>
+        <w:pStyle w:val="ListBullet"/>
+        <w:spacing w:line="240" w:lineRule="auto"/>
+        <w:ind w:left="720"/>
+      </w:pPr>
+      <w:r>
+        <w:rPr>
+          <w:lang w:val="en_US" w:bidi="en_US"/>
+        </w:rPr>
+      </w:r>
+      <w:hyperlink r:id="rId59">
+        <w:r>
+          <w:rPr>
+            <w:lang w:val="en_US" w:bidi="en_US"/>
+          </w:rPr>
+          <w:rPr>
+            <w:color w:val="0000EE"/>
+            <w:u w:val="single"/>
+          </w:rPr>
+          <w:t>Speaking the Word</w:t>
+        </w:r>
+      </w:hyperlink>
+      <w:r>
+        <w:rPr>
+          <w:lang w:val="en_US" w:bidi="en_US"/>
+        </w:rPr>
+        <w:t xml:space="preserve"> (1.2 MB)</w:t>
+      </w:r>
+      <w:r>
+        <w:rPr>
+          <w:lang w:val="en_US" w:bidi="en_US"/>
+        </w:rPr>
+      </w:r>
+      <w:r>
+        <w:rPr>
+          <w:lang w:val="en_US" w:bidi="en_US"/>
+        </w:rPr>
+      </w:r>
+      <w:r>
+        <w:rPr>
+          <w:lang w:val="en_US" w:bidi="en_US"/>
+        </w:rPr>
+      </w:r>
+    </w:p>
+    <w:p>
+      <w:pPr/>
+      <w:r>
+        <w:rPr>
+          <w:lang w:val="en_US" w:bidi="en_US"/>
+        </w:rPr>
+      </w:r>
+    </w:p>
+    <w:p>
+      <w:pPr>
+        <w:pStyle w:val="Heading2"/>
+      </w:pPr>
+      <w:r>
+        <w:rPr>
+          <w:lang w:val="en_US" w:bidi="en_US"/>
+        </w:rPr>
         <w:t>James 4:1–10</w:t>
       </w:r>
       <w:r>
@@ -21765,6 +23850,271 @@
         <w:rPr>
           <w:lang w:val="en_US" w:bidi="en_US"/>
         </w:rPr>
+        <w:t>James 4:1–10</w:t>
+      </w:r>
+      <w:r>
+        <w:rPr>
+          <w:lang w:val="en_US" w:bidi="en_US"/>
+        </w:rPr>
+      </w:r>
+    </w:p>
+    <w:p>
+      <w:pPr>
+        <w:pStyle w:val="Heading4"/>
+      </w:pPr>
+      <w:r>
+        <w:rPr>
+          <w:lang w:val="en_US" w:bidi="en_US"/>
+        </w:rPr>
+        <w:t>Audio Content</w:t>
+      </w:r>
+      <w:r>
+        <w:rPr>
+          <w:lang w:val="en_US" w:bidi="en_US"/>
+        </w:rPr>
+      </w:r>
+      <w:r>
+        <w:rPr>
+          <w:lang w:val="en_US" w:bidi="en_US"/>
+        </w:rPr>
+      </w:r>
+    </w:p>
+    <w:p>
+      <w:pPr>
+        <w:pStyle w:val="ListBullet"/>
+        <w:spacing w:line="240" w:lineRule="auto"/>
+        <w:ind w:left="720"/>
+      </w:pPr>
+      <w:r>
+        <w:rPr>
+          <w:lang w:val="en_US" w:bidi="en_US"/>
+        </w:rPr>
+      </w:r>
+      <w:hyperlink r:id="rId60">
+        <w:r>
+          <w:rPr>
+            <w:lang w:val="en_US" w:bidi="en_US"/>
+          </w:rPr>
+          <w:rPr>
+            <w:color w:val="0000EE"/>
+            <w:u w:val="single"/>
+          </w:rPr>
+          <w:t>Hear and Heart</w:t>
+        </w:r>
+      </w:hyperlink>
+      <w:r>
+        <w:rPr>
+          <w:lang w:val="en_US" w:bidi="en_US"/>
+        </w:rPr>
+        <w:t xml:space="preserve"> (980 KB)</w:t>
+      </w:r>
+      <w:r>
+        <w:rPr>
+          <w:lang w:val="en_US" w:bidi="en_US"/>
+        </w:rPr>
+      </w:r>
+    </w:p>
+    <w:p>
+      <w:pPr>
+        <w:pStyle w:val="ListBullet"/>
+        <w:spacing w:line="240" w:lineRule="auto"/>
+        <w:ind w:left="720"/>
+      </w:pPr>
+      <w:r>
+        <w:rPr>
+          <w:lang w:val="en_US" w:bidi="en_US"/>
+        </w:rPr>
+      </w:r>
+      <w:hyperlink r:id="rId61">
+        <w:r>
+          <w:rPr>
+            <w:lang w:val="en_US" w:bidi="en_US"/>
+          </w:rPr>
+          <w:rPr>
+            <w:color w:val="0000EE"/>
+            <w:u w:val="single"/>
+          </w:rPr>
+          <w:t>Setting the Stage</w:t>
+        </w:r>
+      </w:hyperlink>
+      <w:r>
+        <w:rPr>
+          <w:lang w:val="en_US" w:bidi="en_US"/>
+        </w:rPr>
+        <w:t xml:space="preserve"> (4.5 MB)</w:t>
+      </w:r>
+      <w:r>
+        <w:rPr>
+          <w:lang w:val="en_US" w:bidi="en_US"/>
+        </w:rPr>
+      </w:r>
+    </w:p>
+    <w:p>
+      <w:pPr>
+        <w:pStyle w:val="ListBullet"/>
+        <w:spacing w:line="240" w:lineRule="auto"/>
+        <w:ind w:left="720"/>
+      </w:pPr>
+      <w:r>
+        <w:rPr>
+          <w:lang w:val="en_US" w:bidi="en_US"/>
+        </w:rPr>
+      </w:r>
+      <w:hyperlink r:id="rId62">
+        <w:r>
+          <w:rPr>
+            <w:lang w:val="en_US" w:bidi="en_US"/>
+          </w:rPr>
+          <w:rPr>
+            <w:color w:val="0000EE"/>
+            <w:u w:val="single"/>
+          </w:rPr>
+          <w:t>Defining the Scenes</w:t>
+        </w:r>
+      </w:hyperlink>
+      <w:r>
+        <w:rPr>
+          <w:lang w:val="en_US" w:bidi="en_US"/>
+        </w:rPr>
+        <w:t xml:space="preserve"> (8.4 MB)</w:t>
+      </w:r>
+      <w:r>
+        <w:rPr>
+          <w:lang w:val="en_US" w:bidi="en_US"/>
+        </w:rPr>
+      </w:r>
+    </w:p>
+    <w:p>
+      <w:pPr>
+        <w:pStyle w:val="ListBullet"/>
+        <w:spacing w:line="240" w:lineRule="auto"/>
+        <w:ind w:left="720"/>
+      </w:pPr>
+      <w:r>
+        <w:rPr>
+          <w:lang w:val="en_US" w:bidi="en_US"/>
+        </w:rPr>
+      </w:r>
+      <w:hyperlink r:id="rId63">
+        <w:r>
+          <w:rPr>
+            <w:lang w:val="en_US" w:bidi="en_US"/>
+          </w:rPr>
+          <w:rPr>
+            <w:color w:val="0000EE"/>
+            <w:u w:val="single"/>
+          </w:rPr>
+          <w:t>Embodying the Text</w:t>
+        </w:r>
+      </w:hyperlink>
+      <w:r>
+        <w:rPr>
+          <w:lang w:val="en_US" w:bidi="en_US"/>
+        </w:rPr>
+        <w:t xml:space="preserve"> (4.2 MB)</w:t>
+      </w:r>
+      <w:r>
+        <w:rPr>
+          <w:lang w:val="en_US" w:bidi="en_US"/>
+        </w:rPr>
+      </w:r>
+    </w:p>
+    <w:p>
+      <w:pPr>
+        <w:pStyle w:val="ListBullet"/>
+        <w:spacing w:line="240" w:lineRule="auto"/>
+        <w:ind w:left="720"/>
+      </w:pPr>
+      <w:r>
+        <w:rPr>
+          <w:lang w:val="en_US" w:bidi="en_US"/>
+        </w:rPr>
+      </w:r>
+      <w:hyperlink r:id="rId64">
+        <w:r>
+          <w:rPr>
+            <w:lang w:val="en_US" w:bidi="en_US"/>
+          </w:rPr>
+          <w:rPr>
+            <w:color w:val="0000EE"/>
+            <w:u w:val="single"/>
+          </w:rPr>
+          <w:t>Filling the Gaps</w:t>
+        </w:r>
+      </w:hyperlink>
+      <w:r>
+        <w:rPr>
+          <w:lang w:val="en_US" w:bidi="en_US"/>
+        </w:rPr>
+        <w:t xml:space="preserve"> (5.4 MB)</w:t>
+      </w:r>
+      <w:r>
+        <w:rPr>
+          <w:lang w:val="en_US" w:bidi="en_US"/>
+        </w:rPr>
+      </w:r>
+    </w:p>
+    <w:p>
+      <w:pPr>
+        <w:pStyle w:val="ListBullet"/>
+        <w:spacing w:line="240" w:lineRule="auto"/>
+        <w:ind w:left="720"/>
+      </w:pPr>
+      <w:r>
+        <w:rPr>
+          <w:lang w:val="en_US" w:bidi="en_US"/>
+        </w:rPr>
+      </w:r>
+      <w:hyperlink r:id="rId65">
+        <w:r>
+          <w:rPr>
+            <w:lang w:val="en_US" w:bidi="en_US"/>
+          </w:rPr>
+          <w:rPr>
+            <w:color w:val="0000EE"/>
+            <w:u w:val="single"/>
+          </w:rPr>
+          <w:t>Speaking the Word</w:t>
+        </w:r>
+      </w:hyperlink>
+      <w:r>
+        <w:rPr>
+          <w:lang w:val="en_US" w:bidi="en_US"/>
+        </w:rPr>
+        <w:t xml:space="preserve"> (1.2 MB)</w:t>
+      </w:r>
+      <w:r>
+        <w:rPr>
+          <w:lang w:val="en_US" w:bidi="en_US"/>
+        </w:rPr>
+      </w:r>
+      <w:r>
+        <w:rPr>
+          <w:lang w:val="en_US" w:bidi="en_US"/>
+        </w:rPr>
+      </w:r>
+      <w:r>
+        <w:rPr>
+          <w:lang w:val="en_US" w:bidi="en_US"/>
+        </w:rPr>
+      </w:r>
+    </w:p>
+    <w:p>
+      <w:pPr/>
+      <w:r>
+        <w:rPr>
+          <w:lang w:val="en_US" w:bidi="en_US"/>
+        </w:rPr>
+      </w:r>
+    </w:p>
+    <w:p>
+      <w:pPr>
+        <w:pStyle w:val="Heading2"/>
+      </w:pPr>
+      <w:r>
+        <w:rPr>
+          <w:lang w:val="en_US" w:bidi="en_US"/>
+        </w:rPr>
         <w:t>James 4:11–17</w:t>
       </w:r>
       <w:r>
@@ -23671,6 +26021,271 @@
         <w:rPr>
           <w:lang w:val="en_US" w:bidi="en_US"/>
         </w:rPr>
+        <w:t>James 4:11–17</w:t>
+      </w:r>
+      <w:r>
+        <w:rPr>
+          <w:lang w:val="en_US" w:bidi="en_US"/>
+        </w:rPr>
+      </w:r>
+    </w:p>
+    <w:p>
+      <w:pPr>
+        <w:pStyle w:val="Heading4"/>
+      </w:pPr>
+      <w:r>
+        <w:rPr>
+          <w:lang w:val="en_US" w:bidi="en_US"/>
+        </w:rPr>
+        <w:t>Audio Content</w:t>
+      </w:r>
+      <w:r>
+        <w:rPr>
+          <w:lang w:val="en_US" w:bidi="en_US"/>
+        </w:rPr>
+      </w:r>
+      <w:r>
+        <w:rPr>
+          <w:lang w:val="en_US" w:bidi="en_US"/>
+        </w:rPr>
+      </w:r>
+    </w:p>
+    <w:p>
+      <w:pPr>
+        <w:pStyle w:val="ListBullet"/>
+        <w:spacing w:line="240" w:lineRule="auto"/>
+        <w:ind w:left="720"/>
+      </w:pPr>
+      <w:r>
+        <w:rPr>
+          <w:lang w:val="en_US" w:bidi="en_US"/>
+        </w:rPr>
+      </w:r>
+      <w:hyperlink r:id="rId66">
+        <w:r>
+          <w:rPr>
+            <w:lang w:val="en_US" w:bidi="en_US"/>
+          </w:rPr>
+          <w:rPr>
+            <w:color w:val="0000EE"/>
+            <w:u w:val="single"/>
+          </w:rPr>
+          <w:t>Hear and Heart</w:t>
+        </w:r>
+      </w:hyperlink>
+      <w:r>
+        <w:rPr>
+          <w:lang w:val="en_US" w:bidi="en_US"/>
+        </w:rPr>
+        <w:t xml:space="preserve"> (1015 KB)</w:t>
+      </w:r>
+      <w:r>
+        <w:rPr>
+          <w:lang w:val="en_US" w:bidi="en_US"/>
+        </w:rPr>
+      </w:r>
+    </w:p>
+    <w:p>
+      <w:pPr>
+        <w:pStyle w:val="ListBullet"/>
+        <w:spacing w:line="240" w:lineRule="auto"/>
+        <w:ind w:left="720"/>
+      </w:pPr>
+      <w:r>
+        <w:rPr>
+          <w:lang w:val="en_US" w:bidi="en_US"/>
+        </w:rPr>
+      </w:r>
+      <w:hyperlink r:id="rId67">
+        <w:r>
+          <w:rPr>
+            <w:lang w:val="en_US" w:bidi="en_US"/>
+          </w:rPr>
+          <w:rPr>
+            <w:color w:val="0000EE"/>
+            <w:u w:val="single"/>
+          </w:rPr>
+          <w:t>Setting the Stage</w:t>
+        </w:r>
+      </w:hyperlink>
+      <w:r>
+        <w:rPr>
+          <w:lang w:val="en_US" w:bidi="en_US"/>
+        </w:rPr>
+        <w:t xml:space="preserve"> (3.8 MB)</w:t>
+      </w:r>
+      <w:r>
+        <w:rPr>
+          <w:lang w:val="en_US" w:bidi="en_US"/>
+        </w:rPr>
+      </w:r>
+    </w:p>
+    <w:p>
+      <w:pPr>
+        <w:pStyle w:val="ListBullet"/>
+        <w:spacing w:line="240" w:lineRule="auto"/>
+        <w:ind w:left="720"/>
+      </w:pPr>
+      <w:r>
+        <w:rPr>
+          <w:lang w:val="en_US" w:bidi="en_US"/>
+        </w:rPr>
+      </w:r>
+      <w:hyperlink r:id="rId68">
+        <w:r>
+          <w:rPr>
+            <w:lang w:val="en_US" w:bidi="en_US"/>
+          </w:rPr>
+          <w:rPr>
+            <w:color w:val="0000EE"/>
+            <w:u w:val="single"/>
+          </w:rPr>
+          <w:t>Defining the Scenes</w:t>
+        </w:r>
+      </w:hyperlink>
+      <w:r>
+        <w:rPr>
+          <w:lang w:val="en_US" w:bidi="en_US"/>
+        </w:rPr>
+        <w:t xml:space="preserve"> (5.0 MB)</w:t>
+      </w:r>
+      <w:r>
+        <w:rPr>
+          <w:lang w:val="en_US" w:bidi="en_US"/>
+        </w:rPr>
+      </w:r>
+    </w:p>
+    <w:p>
+      <w:pPr>
+        <w:pStyle w:val="ListBullet"/>
+        <w:spacing w:line="240" w:lineRule="auto"/>
+        <w:ind w:left="720"/>
+      </w:pPr>
+      <w:r>
+        <w:rPr>
+          <w:lang w:val="en_US" w:bidi="en_US"/>
+        </w:rPr>
+      </w:r>
+      <w:hyperlink r:id="rId69">
+        <w:r>
+          <w:rPr>
+            <w:lang w:val="en_US" w:bidi="en_US"/>
+          </w:rPr>
+          <w:rPr>
+            <w:color w:val="0000EE"/>
+            <w:u w:val="single"/>
+          </w:rPr>
+          <w:t>Embodying the Text</w:t>
+        </w:r>
+      </w:hyperlink>
+      <w:r>
+        <w:rPr>
+          <w:lang w:val="en_US" w:bidi="en_US"/>
+        </w:rPr>
+        <w:t xml:space="preserve"> (3.7 MB)</w:t>
+      </w:r>
+      <w:r>
+        <w:rPr>
+          <w:lang w:val="en_US" w:bidi="en_US"/>
+        </w:rPr>
+      </w:r>
+    </w:p>
+    <w:p>
+      <w:pPr>
+        <w:pStyle w:val="ListBullet"/>
+        <w:spacing w:line="240" w:lineRule="auto"/>
+        <w:ind w:left="720"/>
+      </w:pPr>
+      <w:r>
+        <w:rPr>
+          <w:lang w:val="en_US" w:bidi="en_US"/>
+        </w:rPr>
+      </w:r>
+      <w:hyperlink r:id="rId70">
+        <w:r>
+          <w:rPr>
+            <w:lang w:val="en_US" w:bidi="en_US"/>
+          </w:rPr>
+          <w:rPr>
+            <w:color w:val="0000EE"/>
+            <w:u w:val="single"/>
+          </w:rPr>
+          <w:t>Filling the Gaps</w:t>
+        </w:r>
+      </w:hyperlink>
+      <w:r>
+        <w:rPr>
+          <w:lang w:val="en_US" w:bidi="en_US"/>
+        </w:rPr>
+        <w:t xml:space="preserve"> (2.5 MB)</w:t>
+      </w:r>
+      <w:r>
+        <w:rPr>
+          <w:lang w:val="en_US" w:bidi="en_US"/>
+        </w:rPr>
+      </w:r>
+    </w:p>
+    <w:p>
+      <w:pPr>
+        <w:pStyle w:val="ListBullet"/>
+        <w:spacing w:line="240" w:lineRule="auto"/>
+        <w:ind w:left="720"/>
+      </w:pPr>
+      <w:r>
+        <w:rPr>
+          <w:lang w:val="en_US" w:bidi="en_US"/>
+        </w:rPr>
+      </w:r>
+      <w:hyperlink r:id="rId71">
+        <w:r>
+          <w:rPr>
+            <w:lang w:val="en_US" w:bidi="en_US"/>
+          </w:rPr>
+          <w:rPr>
+            <w:color w:val="0000EE"/>
+            <w:u w:val="single"/>
+          </w:rPr>
+          <w:t>Speaking the Word</w:t>
+        </w:r>
+      </w:hyperlink>
+      <w:r>
+        <w:rPr>
+          <w:lang w:val="en_US" w:bidi="en_US"/>
+        </w:rPr>
+        <w:t xml:space="preserve"> (1.2 MB)</w:t>
+      </w:r>
+      <w:r>
+        <w:rPr>
+          <w:lang w:val="en_US" w:bidi="en_US"/>
+        </w:rPr>
+      </w:r>
+      <w:r>
+        <w:rPr>
+          <w:lang w:val="en_US" w:bidi="en_US"/>
+        </w:rPr>
+      </w:r>
+      <w:r>
+        <w:rPr>
+          <w:lang w:val="en_US" w:bidi="en_US"/>
+        </w:rPr>
+      </w:r>
+    </w:p>
+    <w:p>
+      <w:pPr/>
+      <w:r>
+        <w:rPr>
+          <w:lang w:val="en_US" w:bidi="en_US"/>
+        </w:rPr>
+      </w:r>
+    </w:p>
+    <w:p>
+      <w:pPr>
+        <w:pStyle w:val="Heading2"/>
+      </w:pPr>
+      <w:r>
+        <w:rPr>
+          <w:lang w:val="en_US" w:bidi="en_US"/>
+        </w:rPr>
         <w:t>James 5:1–6</w:t>
       </w:r>
       <w:r>
@@ -25636,6 +28251,271 @@
         <w:rPr>
           <w:lang w:val="en_US" w:bidi="en_US"/>
         </w:rPr>
+        <w:t>James 5:1–6</w:t>
+      </w:r>
+      <w:r>
+        <w:rPr>
+          <w:lang w:val="en_US" w:bidi="en_US"/>
+        </w:rPr>
+      </w:r>
+    </w:p>
+    <w:p>
+      <w:pPr>
+        <w:pStyle w:val="Heading4"/>
+      </w:pPr>
+      <w:r>
+        <w:rPr>
+          <w:lang w:val="en_US" w:bidi="en_US"/>
+        </w:rPr>
+        <w:t>Audio Content</w:t>
+      </w:r>
+      <w:r>
+        <w:rPr>
+          <w:lang w:val="en_US" w:bidi="en_US"/>
+        </w:rPr>
+      </w:r>
+      <w:r>
+        <w:rPr>
+          <w:lang w:val="en_US" w:bidi="en_US"/>
+        </w:rPr>
+      </w:r>
+    </w:p>
+    <w:p>
+      <w:pPr>
+        <w:pStyle w:val="ListBullet"/>
+        <w:spacing w:line="240" w:lineRule="auto"/>
+        <w:ind w:left="720"/>
+      </w:pPr>
+      <w:r>
+        <w:rPr>
+          <w:lang w:val="en_US" w:bidi="en_US"/>
+        </w:rPr>
+      </w:r>
+      <w:hyperlink r:id="rId72">
+        <w:r>
+          <w:rPr>
+            <w:lang w:val="en_US" w:bidi="en_US"/>
+          </w:rPr>
+          <w:rPr>
+            <w:color w:val="0000EE"/>
+            <w:u w:val="single"/>
+          </w:rPr>
+          <w:t>Hear and Heart</w:t>
+        </w:r>
+      </w:hyperlink>
+      <w:r>
+        <w:rPr>
+          <w:lang w:val="en_US" w:bidi="en_US"/>
+        </w:rPr>
+        <w:t xml:space="preserve"> (986 KB)</w:t>
+      </w:r>
+      <w:r>
+        <w:rPr>
+          <w:lang w:val="en_US" w:bidi="en_US"/>
+        </w:rPr>
+      </w:r>
+    </w:p>
+    <w:p>
+      <w:pPr>
+        <w:pStyle w:val="ListBullet"/>
+        <w:spacing w:line="240" w:lineRule="auto"/>
+        <w:ind w:left="720"/>
+      </w:pPr>
+      <w:r>
+        <w:rPr>
+          <w:lang w:val="en_US" w:bidi="en_US"/>
+        </w:rPr>
+      </w:r>
+      <w:hyperlink r:id="rId73">
+        <w:r>
+          <w:rPr>
+            <w:lang w:val="en_US" w:bidi="en_US"/>
+          </w:rPr>
+          <w:rPr>
+            <w:color w:val="0000EE"/>
+            <w:u w:val="single"/>
+          </w:rPr>
+          <w:t>Setting the Stage</w:t>
+        </w:r>
+      </w:hyperlink>
+      <w:r>
+        <w:rPr>
+          <w:lang w:val="en_US" w:bidi="en_US"/>
+        </w:rPr>
+        <w:t xml:space="preserve"> (5.8 MB)</w:t>
+      </w:r>
+      <w:r>
+        <w:rPr>
+          <w:lang w:val="en_US" w:bidi="en_US"/>
+        </w:rPr>
+      </w:r>
+    </w:p>
+    <w:p>
+      <w:pPr>
+        <w:pStyle w:val="ListBullet"/>
+        <w:spacing w:line="240" w:lineRule="auto"/>
+        <w:ind w:left="720"/>
+      </w:pPr>
+      <w:r>
+        <w:rPr>
+          <w:lang w:val="en_US" w:bidi="en_US"/>
+        </w:rPr>
+      </w:r>
+      <w:hyperlink r:id="rId74">
+        <w:r>
+          <w:rPr>
+            <w:lang w:val="en_US" w:bidi="en_US"/>
+          </w:rPr>
+          <w:rPr>
+            <w:color w:val="0000EE"/>
+            <w:u w:val="single"/>
+          </w:rPr>
+          <w:t>Defining the Scenes</w:t>
+        </w:r>
+      </w:hyperlink>
+      <w:r>
+        <w:rPr>
+          <w:lang w:val="en_US" w:bidi="en_US"/>
+        </w:rPr>
+        <w:t xml:space="preserve"> (7.0 MB)</w:t>
+      </w:r>
+      <w:r>
+        <w:rPr>
+          <w:lang w:val="en_US" w:bidi="en_US"/>
+        </w:rPr>
+      </w:r>
+    </w:p>
+    <w:p>
+      <w:pPr>
+        <w:pStyle w:val="ListBullet"/>
+        <w:spacing w:line="240" w:lineRule="auto"/>
+        <w:ind w:left="720"/>
+      </w:pPr>
+      <w:r>
+        <w:rPr>
+          <w:lang w:val="en_US" w:bidi="en_US"/>
+        </w:rPr>
+      </w:r>
+      <w:hyperlink r:id="rId75">
+        <w:r>
+          <w:rPr>
+            <w:lang w:val="en_US" w:bidi="en_US"/>
+          </w:rPr>
+          <w:rPr>
+            <w:color w:val="0000EE"/>
+            <w:u w:val="single"/>
+          </w:rPr>
+          <w:t>Embodying the Text</w:t>
+        </w:r>
+      </w:hyperlink>
+      <w:r>
+        <w:rPr>
+          <w:lang w:val="en_US" w:bidi="en_US"/>
+        </w:rPr>
+        <w:t xml:space="preserve"> (3.6 MB)</w:t>
+      </w:r>
+      <w:r>
+        <w:rPr>
+          <w:lang w:val="en_US" w:bidi="en_US"/>
+        </w:rPr>
+      </w:r>
+    </w:p>
+    <w:p>
+      <w:pPr>
+        <w:pStyle w:val="ListBullet"/>
+        <w:spacing w:line="240" w:lineRule="auto"/>
+        <w:ind w:left="720"/>
+      </w:pPr>
+      <w:r>
+        <w:rPr>
+          <w:lang w:val="en_US" w:bidi="en_US"/>
+        </w:rPr>
+      </w:r>
+      <w:hyperlink r:id="rId76">
+        <w:r>
+          <w:rPr>
+            <w:lang w:val="en_US" w:bidi="en_US"/>
+          </w:rPr>
+          <w:rPr>
+            <w:color w:val="0000EE"/>
+            <w:u w:val="single"/>
+          </w:rPr>
+          <w:t>Filling the Gaps</w:t>
+        </w:r>
+      </w:hyperlink>
+      <w:r>
+        <w:rPr>
+          <w:lang w:val="en_US" w:bidi="en_US"/>
+        </w:rPr>
+        <w:t xml:space="preserve"> (2.0 MB)</w:t>
+      </w:r>
+      <w:r>
+        <w:rPr>
+          <w:lang w:val="en_US" w:bidi="en_US"/>
+        </w:rPr>
+      </w:r>
+    </w:p>
+    <w:p>
+      <w:pPr>
+        <w:pStyle w:val="ListBullet"/>
+        <w:spacing w:line="240" w:lineRule="auto"/>
+        <w:ind w:left="720"/>
+      </w:pPr>
+      <w:r>
+        <w:rPr>
+          <w:lang w:val="en_US" w:bidi="en_US"/>
+        </w:rPr>
+      </w:r>
+      <w:hyperlink r:id="rId77">
+        <w:r>
+          <w:rPr>
+            <w:lang w:val="en_US" w:bidi="en_US"/>
+          </w:rPr>
+          <w:rPr>
+            <w:color w:val="0000EE"/>
+            <w:u w:val="single"/>
+          </w:rPr>
+          <w:t>Speaking the Word</w:t>
+        </w:r>
+      </w:hyperlink>
+      <w:r>
+        <w:rPr>
+          <w:lang w:val="en_US" w:bidi="en_US"/>
+        </w:rPr>
+        <w:t xml:space="preserve"> (1.2 MB)</w:t>
+      </w:r>
+      <w:r>
+        <w:rPr>
+          <w:lang w:val="en_US" w:bidi="en_US"/>
+        </w:rPr>
+      </w:r>
+      <w:r>
+        <w:rPr>
+          <w:lang w:val="en_US" w:bidi="en_US"/>
+        </w:rPr>
+      </w:r>
+      <w:r>
+        <w:rPr>
+          <w:lang w:val="en_US" w:bidi="en_US"/>
+        </w:rPr>
+      </w:r>
+    </w:p>
+    <w:p>
+      <w:pPr/>
+      <w:r>
+        <w:rPr>
+          <w:lang w:val="en_US" w:bidi="en_US"/>
+        </w:rPr>
+      </w:r>
+    </w:p>
+    <w:p>
+      <w:pPr>
+        <w:pStyle w:val="Heading2"/>
+      </w:pPr>
+      <w:r>
+        <w:rPr>
+          <w:lang w:val="en_US" w:bidi="en_US"/>
+        </w:rPr>
         <w:t>James 5:7–12</w:t>
       </w:r>
       <w:r>
@@ -27876,6 +30756,271 @@
         <w:rPr>
           <w:lang w:val="en_US" w:bidi="en_US"/>
         </w:rPr>
+        <w:t>James 5:7–12</w:t>
+      </w:r>
+      <w:r>
+        <w:rPr>
+          <w:lang w:val="en_US" w:bidi="en_US"/>
+        </w:rPr>
+      </w:r>
+    </w:p>
+    <w:p>
+      <w:pPr>
+        <w:pStyle w:val="Heading4"/>
+      </w:pPr>
+      <w:r>
+        <w:rPr>
+          <w:lang w:val="en_US" w:bidi="en_US"/>
+        </w:rPr>
+        <w:t>Audio Content</w:t>
+      </w:r>
+      <w:r>
+        <w:rPr>
+          <w:lang w:val="en_US" w:bidi="en_US"/>
+        </w:rPr>
+      </w:r>
+      <w:r>
+        <w:rPr>
+          <w:lang w:val="en_US" w:bidi="en_US"/>
+        </w:rPr>
+      </w:r>
+    </w:p>
+    <w:p>
+      <w:pPr>
+        <w:pStyle w:val="ListBullet"/>
+        <w:spacing w:line="240" w:lineRule="auto"/>
+        <w:ind w:left="720"/>
+      </w:pPr>
+      <w:r>
+        <w:rPr>
+          <w:lang w:val="en_US" w:bidi="en_US"/>
+        </w:rPr>
+      </w:r>
+      <w:hyperlink r:id="rId78">
+        <w:r>
+          <w:rPr>
+            <w:lang w:val="en_US" w:bidi="en_US"/>
+          </w:rPr>
+          <w:rPr>
+            <w:color w:val="0000EE"/>
+            <w:u w:val="single"/>
+          </w:rPr>
+          <w:t>Hear and Heart</w:t>
+        </w:r>
+      </w:hyperlink>
+      <w:r>
+        <w:rPr>
+          <w:lang w:val="en_US" w:bidi="en_US"/>
+        </w:rPr>
+        <w:t xml:space="preserve"> (986 KB)</w:t>
+      </w:r>
+      <w:r>
+        <w:rPr>
+          <w:lang w:val="en_US" w:bidi="en_US"/>
+        </w:rPr>
+      </w:r>
+    </w:p>
+    <w:p>
+      <w:pPr>
+        <w:pStyle w:val="ListBullet"/>
+        <w:spacing w:line="240" w:lineRule="auto"/>
+        <w:ind w:left="720"/>
+      </w:pPr>
+      <w:r>
+        <w:rPr>
+          <w:lang w:val="en_US" w:bidi="en_US"/>
+        </w:rPr>
+      </w:r>
+      <w:hyperlink r:id="rId79">
+        <w:r>
+          <w:rPr>
+            <w:lang w:val="en_US" w:bidi="en_US"/>
+          </w:rPr>
+          <w:rPr>
+            <w:color w:val="0000EE"/>
+            <w:u w:val="single"/>
+          </w:rPr>
+          <w:t>Setting the Stage</w:t>
+        </w:r>
+      </w:hyperlink>
+      <w:r>
+        <w:rPr>
+          <w:lang w:val="en_US" w:bidi="en_US"/>
+        </w:rPr>
+        <w:t xml:space="preserve"> (4.2 MB)</w:t>
+      </w:r>
+      <w:r>
+        <w:rPr>
+          <w:lang w:val="en_US" w:bidi="en_US"/>
+        </w:rPr>
+      </w:r>
+    </w:p>
+    <w:p>
+      <w:pPr>
+        <w:pStyle w:val="ListBullet"/>
+        <w:spacing w:line="240" w:lineRule="auto"/>
+        <w:ind w:left="720"/>
+      </w:pPr>
+      <w:r>
+        <w:rPr>
+          <w:lang w:val="en_US" w:bidi="en_US"/>
+        </w:rPr>
+      </w:r>
+      <w:hyperlink r:id="rId80">
+        <w:r>
+          <w:rPr>
+            <w:lang w:val="en_US" w:bidi="en_US"/>
+          </w:rPr>
+          <w:rPr>
+            <w:color w:val="0000EE"/>
+            <w:u w:val="single"/>
+          </w:rPr>
+          <w:t>Defining the Scenes</w:t>
+        </w:r>
+      </w:hyperlink>
+      <w:r>
+        <w:rPr>
+          <w:lang w:val="en_US" w:bidi="en_US"/>
+        </w:rPr>
+        <w:t xml:space="preserve"> (6.5 MB)</w:t>
+      </w:r>
+      <w:r>
+        <w:rPr>
+          <w:lang w:val="en_US" w:bidi="en_US"/>
+        </w:rPr>
+      </w:r>
+    </w:p>
+    <w:p>
+      <w:pPr>
+        <w:pStyle w:val="ListBullet"/>
+        <w:spacing w:line="240" w:lineRule="auto"/>
+        <w:ind w:left="720"/>
+      </w:pPr>
+      <w:r>
+        <w:rPr>
+          <w:lang w:val="en_US" w:bidi="en_US"/>
+        </w:rPr>
+      </w:r>
+      <w:hyperlink r:id="rId81">
+        <w:r>
+          <w:rPr>
+            <w:lang w:val="en_US" w:bidi="en_US"/>
+          </w:rPr>
+          <w:rPr>
+            <w:color w:val="0000EE"/>
+            <w:u w:val="single"/>
+          </w:rPr>
+          <w:t>Embodying the Text</w:t>
+        </w:r>
+      </w:hyperlink>
+      <w:r>
+        <w:rPr>
+          <w:lang w:val="en_US" w:bidi="en_US"/>
+        </w:rPr>
+        <w:t xml:space="preserve"> (4.6 MB)</w:t>
+      </w:r>
+      <w:r>
+        <w:rPr>
+          <w:lang w:val="en_US" w:bidi="en_US"/>
+        </w:rPr>
+      </w:r>
+    </w:p>
+    <w:p>
+      <w:pPr>
+        <w:pStyle w:val="ListBullet"/>
+        <w:spacing w:line="240" w:lineRule="auto"/>
+        <w:ind w:left="720"/>
+      </w:pPr>
+      <w:r>
+        <w:rPr>
+          <w:lang w:val="en_US" w:bidi="en_US"/>
+        </w:rPr>
+      </w:r>
+      <w:hyperlink r:id="rId82">
+        <w:r>
+          <w:rPr>
+            <w:lang w:val="en_US" w:bidi="en_US"/>
+          </w:rPr>
+          <w:rPr>
+            <w:color w:val="0000EE"/>
+            <w:u w:val="single"/>
+          </w:rPr>
+          <w:t>Filling the Gaps</w:t>
+        </w:r>
+      </w:hyperlink>
+      <w:r>
+        <w:rPr>
+          <w:lang w:val="en_US" w:bidi="en_US"/>
+        </w:rPr>
+        <w:t xml:space="preserve"> (4.0 MB)</w:t>
+      </w:r>
+      <w:r>
+        <w:rPr>
+          <w:lang w:val="en_US" w:bidi="en_US"/>
+        </w:rPr>
+      </w:r>
+    </w:p>
+    <w:p>
+      <w:pPr>
+        <w:pStyle w:val="ListBullet"/>
+        <w:spacing w:line="240" w:lineRule="auto"/>
+        <w:ind w:left="720"/>
+      </w:pPr>
+      <w:r>
+        <w:rPr>
+          <w:lang w:val="en_US" w:bidi="en_US"/>
+        </w:rPr>
+      </w:r>
+      <w:hyperlink r:id="rId83">
+        <w:r>
+          <w:rPr>
+            <w:lang w:val="en_US" w:bidi="en_US"/>
+          </w:rPr>
+          <w:rPr>
+            <w:color w:val="0000EE"/>
+            <w:u w:val="single"/>
+          </w:rPr>
+          <w:t>Speaking the Word</w:t>
+        </w:r>
+      </w:hyperlink>
+      <w:r>
+        <w:rPr>
+          <w:lang w:val="en_US" w:bidi="en_US"/>
+        </w:rPr>
+        <w:t xml:space="preserve"> (1.2 MB)</w:t>
+      </w:r>
+      <w:r>
+        <w:rPr>
+          <w:lang w:val="en_US" w:bidi="en_US"/>
+        </w:rPr>
+      </w:r>
+      <w:r>
+        <w:rPr>
+          <w:lang w:val="en_US" w:bidi="en_US"/>
+        </w:rPr>
+      </w:r>
+      <w:r>
+        <w:rPr>
+          <w:lang w:val="en_US" w:bidi="en_US"/>
+        </w:rPr>
+      </w:r>
+    </w:p>
+    <w:p>
+      <w:pPr/>
+      <w:r>
+        <w:rPr>
+          <w:lang w:val="en_US" w:bidi="en_US"/>
+        </w:rPr>
+      </w:r>
+    </w:p>
+    <w:p>
+      <w:pPr>
+        <w:pStyle w:val="Heading2"/>
+      </w:pPr>
+      <w:r>
+        <w:rPr>
+          <w:lang w:val="en_US" w:bidi="en_US"/>
+        </w:rPr>
         <w:t>James 5:13–20</w:t>
       </w:r>
       <w:r>
@@ -30184,6 +33329,236 @@
           <w:lang w:val="en_US" w:bidi="en_US"/>
         </w:rPr>
         <w:t>Finally, the group can put together a final version of the passage that everyone agrees on. Each group member should practice telling this final version of the passage.</w:t>
+      </w:r>
+      <w:r>
+        <w:rPr>
+          <w:lang w:val="en_US" w:bidi="en_US"/>
+        </w:rPr>
+      </w:r>
+      <w:r>
+        <w:rPr>
+          <w:lang w:val="en_US" w:bidi="en_US"/>
+        </w:rPr>
+      </w:r>
+    </w:p>
+    <w:p>
+      <w:pPr/>
+      <w:r>
+        <w:rPr>
+          <w:lang w:val="en_US" w:bidi="en_US"/>
+        </w:rPr>
+      </w:r>
+    </w:p>
+    <w:p>
+      <w:pPr>
+        <w:pStyle w:val="Heading2"/>
+      </w:pPr>
+      <w:r>
+        <w:rPr>
+          <w:lang w:val="en_US" w:bidi="en_US"/>
+        </w:rPr>
+        <w:t>James 5:13–20</w:t>
+      </w:r>
+      <w:r>
+        <w:rPr>
+          <w:lang w:val="en_US" w:bidi="en_US"/>
+        </w:rPr>
+      </w:r>
+    </w:p>
+    <w:p>
+      <w:pPr>
+        <w:pStyle w:val="Heading4"/>
+      </w:pPr>
+      <w:r>
+        <w:rPr>
+          <w:lang w:val="en_US" w:bidi="en_US"/>
+        </w:rPr>
+        <w:t>Audio Content</w:t>
+      </w:r>
+      <w:r>
+        <w:rPr>
+          <w:lang w:val="en_US" w:bidi="en_US"/>
+        </w:rPr>
+      </w:r>
+      <w:r>
+        <w:rPr>
+          <w:lang w:val="en_US" w:bidi="en_US"/>
+        </w:rPr>
+      </w:r>
+    </w:p>
+    <w:p>
+      <w:pPr>
+        <w:pStyle w:val="ListBullet"/>
+        <w:spacing w:line="240" w:lineRule="auto"/>
+        <w:ind w:left="720"/>
+      </w:pPr>
+      <w:r>
+        <w:rPr>
+          <w:lang w:val="en_US" w:bidi="en_US"/>
+        </w:rPr>
+      </w:r>
+      <w:hyperlink r:id="rId84">
+        <w:r>
+          <w:rPr>
+            <w:lang w:val="en_US" w:bidi="en_US"/>
+          </w:rPr>
+          <w:rPr>
+            <w:color w:val="0000EE"/>
+            <w:u w:val="single"/>
+          </w:rPr>
+          <w:t>Setting the Stage</w:t>
+        </w:r>
+      </w:hyperlink>
+      <w:r>
+        <w:rPr>
+          <w:lang w:val="en_US" w:bidi="en_US"/>
+        </w:rPr>
+        <w:t xml:space="preserve"> (4.7 MB)</w:t>
+      </w:r>
+      <w:r>
+        <w:rPr>
+          <w:lang w:val="en_US" w:bidi="en_US"/>
+        </w:rPr>
+      </w:r>
+    </w:p>
+    <w:p>
+      <w:pPr>
+        <w:pStyle w:val="ListBullet"/>
+        <w:spacing w:line="240" w:lineRule="auto"/>
+        <w:ind w:left="720"/>
+      </w:pPr>
+      <w:r>
+        <w:rPr>
+          <w:lang w:val="en_US" w:bidi="en_US"/>
+        </w:rPr>
+      </w:r>
+      <w:hyperlink r:id="rId85">
+        <w:r>
+          <w:rPr>
+            <w:lang w:val="en_US" w:bidi="en_US"/>
+          </w:rPr>
+          <w:rPr>
+            <w:color w:val="0000EE"/>
+            <w:u w:val="single"/>
+          </w:rPr>
+          <w:t>Defining the Scenes</w:t>
+        </w:r>
+      </w:hyperlink>
+      <w:r>
+        <w:rPr>
+          <w:lang w:val="en_US" w:bidi="en_US"/>
+        </w:rPr>
+        <w:t xml:space="preserve"> (5.9 MB)</w:t>
+      </w:r>
+      <w:r>
+        <w:rPr>
+          <w:lang w:val="en_US" w:bidi="en_US"/>
+        </w:rPr>
+      </w:r>
+    </w:p>
+    <w:p>
+      <w:pPr>
+        <w:pStyle w:val="ListBullet"/>
+        <w:spacing w:line="240" w:lineRule="auto"/>
+        <w:ind w:left="720"/>
+      </w:pPr>
+      <w:r>
+        <w:rPr>
+          <w:lang w:val="en_US" w:bidi="en_US"/>
+        </w:rPr>
+      </w:r>
+      <w:hyperlink r:id="rId86">
+        <w:r>
+          <w:rPr>
+            <w:lang w:val="en_US" w:bidi="en_US"/>
+          </w:rPr>
+          <w:rPr>
+            <w:color w:val="0000EE"/>
+            <w:u w:val="single"/>
+          </w:rPr>
+          <w:t>Embodying the Text</w:t>
+        </w:r>
+      </w:hyperlink>
+      <w:r>
+        <w:rPr>
+          <w:lang w:val="en_US" w:bidi="en_US"/>
+        </w:rPr>
+        <w:t xml:space="preserve"> (4.4 MB)</w:t>
+      </w:r>
+      <w:r>
+        <w:rPr>
+          <w:lang w:val="en_US" w:bidi="en_US"/>
+        </w:rPr>
+      </w:r>
+    </w:p>
+    <w:p>
+      <w:pPr>
+        <w:pStyle w:val="ListBullet"/>
+        <w:spacing w:line="240" w:lineRule="auto"/>
+        <w:ind w:left="720"/>
+      </w:pPr>
+      <w:r>
+        <w:rPr>
+          <w:lang w:val="en_US" w:bidi="en_US"/>
+        </w:rPr>
+      </w:r>
+      <w:hyperlink r:id="rId87">
+        <w:r>
+          <w:rPr>
+            <w:lang w:val="en_US" w:bidi="en_US"/>
+          </w:rPr>
+          <w:rPr>
+            <w:color w:val="0000EE"/>
+            <w:u w:val="single"/>
+          </w:rPr>
+          <w:t>Filling the Gaps</w:t>
+        </w:r>
+      </w:hyperlink>
+      <w:r>
+        <w:rPr>
+          <w:lang w:val="en_US" w:bidi="en_US"/>
+        </w:rPr>
+        <w:t xml:space="preserve"> (4.9 MB)</w:t>
+      </w:r>
+      <w:r>
+        <w:rPr>
+          <w:lang w:val="en_US" w:bidi="en_US"/>
+        </w:rPr>
+      </w:r>
+    </w:p>
+    <w:p>
+      <w:pPr>
+        <w:pStyle w:val="ListBullet"/>
+        <w:spacing w:line="240" w:lineRule="auto"/>
+        <w:ind w:left="720"/>
+      </w:pPr>
+      <w:r>
+        <w:rPr>
+          <w:lang w:val="en_US" w:bidi="en_US"/>
+        </w:rPr>
+      </w:r>
+      <w:hyperlink r:id="rId88">
+        <w:r>
+          <w:rPr>
+            <w:lang w:val="en_US" w:bidi="en_US"/>
+          </w:rPr>
+          <w:rPr>
+            <w:color w:val="0000EE"/>
+            <w:u w:val="single"/>
+          </w:rPr>
+          <w:t>Speaking the Word</w:t>
+        </w:r>
+      </w:hyperlink>
+      <w:r>
+        <w:rPr>
+          <w:lang w:val="en_US" w:bidi="en_US"/>
+        </w:rPr>
+        <w:t xml:space="preserve"> (1.3 MB)</w:t>
+      </w:r>
+      <w:r>
+        <w:rPr>
+          <w:lang w:val="en_US" w:bidi="en_US"/>
+        </w:rPr>
       </w:r>
       <w:r>
         <w:rPr>
